--- a/Documentation/Requirements.docx
+++ b/Documentation/Requirements.docx
@@ -4,11 +4,23 @@
   <w:body>
     <w:p>
       <w:pPr>
-        <w:rPr>
-          <w:rStyle w:val="BookTitle"/>
-          <w:lang w:val="en-GB"/>
-        </w:rPr>
-      </w:pPr>
+        <w:jc w:val="center"/>
+        <w:rPr>
+          <w:rStyle w:val="Strong"/>
+          <w:sz w:val="28"/>
+          <w:szCs w:val="28"/>
+          <w:lang w:val="en-GB"/>
+        </w:rPr>
+      </w:pPr>
+      <w:r>
+        <w:rPr>
+          <w:rStyle w:val="Strong"/>
+          <w:sz w:val="28"/>
+          <w:szCs w:val="28"/>
+          <w:lang w:val="en-GB"/>
+        </w:rPr>
+        <w:t>Requirements</w:t>
+      </w:r>
     </w:p>
     <w:p>
       <w:pPr>
@@ -43,7 +55,21 @@
           <w:rStyle w:val="BookTitle"/>
           <w:lang w:val="en-GB"/>
         </w:rPr>
-        <w:t>Operation States : Move UP, move DOWN, STOP</w:t>
+        <w:t xml:space="preserve">Operation </w:t>
+      </w:r>
+      <w:r>
+        <w:rPr>
+          <w:rStyle w:val="BookTitle"/>
+          <w:lang w:val="en-GB"/>
+        </w:rPr>
+        <w:t>States:</w:t>
+      </w:r>
+      <w:r>
+        <w:rPr>
+          <w:rStyle w:val="BookTitle"/>
+          <w:lang w:val="en-GB"/>
+        </w:rPr>
+        <w:t xml:space="preserve"> Move UP, move DOWN, STOP</w:t>
       </w:r>
     </w:p>
     <w:p>
@@ -466,7 +492,15 @@
           <w:bCs/>
           <w:lang w:val="en-GB"/>
         </w:rPr>
-        <w:t>the Elevator Controller shall</w:t>
+        <w:t xml:space="preserve">the Elevator Controller </w:t>
+      </w:r>
+      <w:r>
+        <w:rPr>
+          <w:b/>
+          <w:bCs/>
+          <w:lang w:val="en-GB"/>
+        </w:rPr>
+        <w:t>shall</w:t>
       </w:r>
       <w:r>
         <w:rPr>
@@ -478,7 +512,13 @@
         <w:rPr>
           <w:lang w:val="en-GB"/>
         </w:rPr>
-        <w:t xml:space="preserve"> mark as completed.</w:t>
+        <w:t>mark</w:t>
+      </w:r>
+      <w:r>
+        <w:rPr>
+          <w:lang w:val="en-GB"/>
+        </w:rPr>
+        <w:t xml:space="preserve"> as completed.</w:t>
       </w:r>
     </w:p>
     <w:p>
@@ -544,19 +584,6 @@
           <w:lang w:val="en-GB"/>
         </w:rPr>
       </w:pPr>
-    </w:p>
-    <w:p>
-      <w:pPr>
-        <w:rPr>
-          <w:lang w:val="en-GB"/>
-        </w:rPr>
-      </w:pPr>
-      <w:r>
-        <w:rPr>
-          <w:lang w:val="en-GB"/>
-        </w:rPr>
-        <w:t xml:space="preserve">Requests stored as a array [0,1,1] where indexes represenra floors. 1- requested, 0 -not requested. </w:t>
-      </w:r>
     </w:p>
     <w:p>
       <w:pPr>
@@ -656,16 +683,7 @@
           <w:iCs w:val="0"/>
           <w:lang w:val="en-GB"/>
         </w:rPr>
-        <w:t xml:space="preserve">tion point , </w:t>
-      </w:r>
-      <w:r>
-        <w:rPr>
-          <w:rStyle w:val="BookTitle"/>
-          <w:i w:val="0"/>
-          <w:iCs w:val="0"/>
-          <w:lang w:val="en-GB"/>
-        </w:rPr>
-        <w:t>doors shall</w:t>
+        <w:t xml:space="preserve">tion </w:t>
       </w:r>
       <w:r>
         <w:rPr>
@@ -676,7 +694,7 @@
           <w:iCs w:val="0"/>
           <w:lang w:val="en-GB"/>
         </w:rPr>
-        <w:t xml:space="preserve"> be </w:t>
+        <w:t>point,</w:t>
       </w:r>
       <w:r>
         <w:rPr>
@@ -687,7 +705,16 @@
           <w:iCs w:val="0"/>
           <w:lang w:val="en-GB"/>
         </w:rPr>
-        <w:t>OPENED</w:t>
+        <w:t xml:space="preserve"> </w:t>
+      </w:r>
+      <w:r>
+        <w:rPr>
+          <w:rStyle w:val="BookTitle"/>
+          <w:i w:val="0"/>
+          <w:iCs w:val="0"/>
+          <w:lang w:val="en-GB"/>
+        </w:rPr>
+        <w:t>doors shall</w:t>
       </w:r>
       <w:r>
         <w:rPr>
@@ -698,6 +725,28 @@
           <w:iCs w:val="0"/>
           <w:lang w:val="en-GB"/>
         </w:rPr>
+        <w:t xml:space="preserve"> be </w:t>
+      </w:r>
+      <w:r>
+        <w:rPr>
+          <w:rStyle w:val="BookTitle"/>
+          <w:b w:val="0"/>
+          <w:bCs w:val="0"/>
+          <w:i w:val="0"/>
+          <w:iCs w:val="0"/>
+          <w:lang w:val="en-GB"/>
+        </w:rPr>
+        <w:t>OPENED</w:t>
+      </w:r>
+      <w:r>
+        <w:rPr>
+          <w:rStyle w:val="BookTitle"/>
+          <w:b w:val="0"/>
+          <w:bCs w:val="0"/>
+          <w:i w:val="0"/>
+          <w:iCs w:val="0"/>
+          <w:lang w:val="en-GB"/>
+        </w:rPr>
         <w:t>.</w:t>
       </w:r>
     </w:p>
@@ -776,14 +825,30 @@
           <w:spacing w:val="5"/>
           <w:lang w:val="en-GB"/>
         </w:rPr>
-        <w:t>3 seconds</w:t>
-      </w:r>
-      <w:r>
-        <w:rPr>
+        <w:t xml:space="preserve">3 </w:t>
+      </w:r>
+      <w:r>
+        <w:rPr>
+          <w:b/>
+          <w:bCs/>
           <w:spacing w:val="5"/>
           <w:lang w:val="en-GB"/>
         </w:rPr>
-        <w:t>, and then close the doors.</w:t>
+        <w:t>seconds</w:t>
+      </w:r>
+      <w:r>
+        <w:rPr>
+          <w:spacing w:val="5"/>
+          <w:lang w:val="en-GB"/>
+        </w:rPr>
+        <w:t xml:space="preserve"> and</w:t>
+      </w:r>
+      <w:r>
+        <w:rPr>
+          <w:spacing w:val="5"/>
+          <w:lang w:val="en-GB"/>
+        </w:rPr>
+        <w:t xml:space="preserve"> then close the doors.</w:t>
       </w:r>
     </w:p>
     <w:p>
@@ -1052,64 +1117,64 @@
           <w:rStyle w:val="SubtitleChar"/>
           <w:lang w:val="en-GB"/>
         </w:rPr>
+        <w:t>OF</w:t>
+      </w:r>
+      <w:r>
+        <w:rPr>
+          <w:rStyle w:val="SubtitleChar"/>
+          <w:lang w:val="en-GB"/>
+        </w:rPr>
+        <w:t>-01</w:t>
+      </w:r>
+      <w:r>
+        <w:rPr>
+          <w:b/>
+          <w:bCs/>
+          <w:lang w:val="en-GB"/>
+        </w:rPr>
+        <w:t xml:space="preserve"> </w:t>
+      </w:r>
+      <w:r>
+        <w:rPr>
+          <w:b/>
+          <w:bCs/>
+          <w:lang w:val="en-GB"/>
+        </w:rPr>
+        <w:t xml:space="preserve">WHEN </w:t>
+      </w:r>
+      <w:r>
+        <w:rPr>
+          <w:lang w:val="en-GB"/>
+        </w:rPr>
+        <w:t xml:space="preserve">request is registered on the floor button, </w:t>
+      </w:r>
+      <w:r>
+        <w:rPr>
+          <w:b/>
+          <w:bCs/>
+          <w:lang w:val="en-GB"/>
+        </w:rPr>
+        <w:t>floor button indicator</w:t>
+      </w:r>
+      <w:r>
+        <w:rPr>
+          <w:lang w:val="en-GB"/>
+        </w:rPr>
+        <w:t xml:space="preserve"> shall turn ON.</w:t>
+      </w:r>
+    </w:p>
+    <w:p>
+      <w:pPr>
+        <w:rPr>
+          <w:lang w:val="en-GB"/>
+        </w:rPr>
+      </w:pPr>
+      <w:r>
+        <w:rPr>
+          <w:rStyle w:val="SubtitleChar"/>
+          <w:lang w:val="en-GB"/>
+        </w:rPr>
         <w:lastRenderedPageBreak/>
-        <w:t>OF</w:t>
-      </w:r>
-      <w:r>
-        <w:rPr>
-          <w:rStyle w:val="SubtitleChar"/>
-          <w:lang w:val="en-GB"/>
-        </w:rPr>
-        <w:t>-01</w:t>
-      </w:r>
-      <w:r>
-        <w:rPr>
-          <w:b/>
-          <w:bCs/>
-          <w:lang w:val="en-GB"/>
-        </w:rPr>
-        <w:t xml:space="preserve"> </w:t>
-      </w:r>
-      <w:r>
-        <w:rPr>
-          <w:b/>
-          <w:bCs/>
-          <w:lang w:val="en-GB"/>
-        </w:rPr>
-        <w:t xml:space="preserve">WHEN </w:t>
-      </w:r>
-      <w:r>
-        <w:rPr>
-          <w:lang w:val="en-GB"/>
-        </w:rPr>
-        <w:t xml:space="preserve">request is registered on the floor button, </w:t>
-      </w:r>
-      <w:r>
-        <w:rPr>
-          <w:b/>
-          <w:bCs/>
-          <w:lang w:val="en-GB"/>
-        </w:rPr>
-        <w:t>floor button indicator</w:t>
-      </w:r>
-      <w:r>
-        <w:rPr>
-          <w:lang w:val="en-GB"/>
-        </w:rPr>
-        <w:t xml:space="preserve"> shall turn ON.</w:t>
-      </w:r>
-    </w:p>
-    <w:p>
-      <w:pPr>
-        <w:rPr>
-          <w:lang w:val="en-GB"/>
-        </w:rPr>
-      </w:pPr>
-      <w:r>
-        <w:rPr>
-          <w:rStyle w:val="SubtitleChar"/>
-          <w:lang w:val="en-GB"/>
-        </w:rPr>
         <w:t>OF</w:t>
       </w:r>
       <w:r>
@@ -1272,21 +1337,18 @@
           <w:iCs/>
           <w:spacing w:val="5"/>
         </w:rPr>
-        <w:t>Controller Initialisation</w:t>
-      </w:r>
-    </w:p>
-    <w:p>
-      <w:pPr>
-        <w:ind w:firstLine="708"/>
+        <w:t>Controller Initiali</w:t>
+      </w:r>
+      <w:r>
         <w:rPr>
           <w:b/>
           <w:bCs/>
           <w:i/>
           <w:iCs/>
           <w:spacing w:val="5"/>
-          <w:lang w:val="en-GB"/>
-        </w:rPr>
-      </w:pPr>
+        </w:rPr>
+        <w:t>z</w:t>
+      </w:r>
       <w:r>
         <w:rPr>
           <w:b/>
@@ -1294,11 +1356,13 @@
           <w:i/>
           <w:iCs/>
           <w:spacing w:val="5"/>
-          <w:lang w:val="en-GB"/>
-        </w:rPr>
-        <w:t>Initial condition: ele</w:t>
-      </w:r>
-      <w:r>
+        </w:rPr>
+        <w:t>ation</w:t>
+      </w:r>
+    </w:p>
+    <w:p>
+      <w:pPr>
+        <w:ind w:firstLine="708"/>
         <w:rPr>
           <w:b/>
           <w:bCs/>
@@ -1307,8 +1371,7 @@
           <w:spacing w:val="5"/>
           <w:lang w:val="en-GB"/>
         </w:rPr>
-        <w:t>v</w:t>
-      </w:r>
+      </w:pPr>
       <w:r>
         <w:rPr>
           <w:b/>
@@ -1318,7 +1381,7 @@
           <w:spacing w:val="5"/>
           <w:lang w:val="en-GB"/>
         </w:rPr>
-        <w:t>ator is</w:t>
+        <w:t>Initial condition: ele</w:t>
       </w:r>
       <w:r>
         <w:rPr>
@@ -1329,139 +1392,9 @@
           <w:spacing w:val="5"/>
           <w:lang w:val="en-GB"/>
         </w:rPr>
-        <w:t xml:space="preserve"> cabin on 2 floor and doors opened </w:t>
-      </w:r>
-    </w:p>
-    <w:p>
-      <w:pPr>
-        <w:rPr>
-          <w:lang w:val="en-GB"/>
-        </w:rPr>
-      </w:pPr>
-      <w:r>
-        <w:rPr>
-          <w:rStyle w:val="SubtitleChar"/>
-          <w:lang w:val="en-GB"/>
-        </w:rPr>
-        <w:t>CI</w:t>
-      </w:r>
-      <w:r>
-        <w:rPr>
-          <w:rStyle w:val="SubtitleChar"/>
-          <w:lang w:val="en-GB"/>
-        </w:rPr>
-        <w:t>-01</w:t>
-      </w:r>
-      <w:r>
-        <w:rPr>
-          <w:b/>
-          <w:bCs/>
-          <w:lang w:val="en-GB"/>
-        </w:rPr>
-        <w:t xml:space="preserve"> </w:t>
-      </w:r>
-      <w:r>
-        <w:rPr>
-          <w:b/>
-          <w:bCs/>
-          <w:lang w:val="en-GB"/>
-        </w:rPr>
-        <w:t>WHEN</w:t>
-      </w:r>
-      <w:r>
-        <w:rPr>
-          <w:lang w:val="en-GB"/>
-        </w:rPr>
-        <w:t xml:space="preserve"> the controller is initialised, </w:t>
-      </w:r>
-      <w:r>
-        <w:rPr>
-          <w:b/>
-          <w:bCs/>
-          <w:lang w:val="en-GB"/>
-        </w:rPr>
-        <w:t>the Elevator Controller shall</w:t>
-      </w:r>
-      <w:r>
-        <w:rPr>
-          <w:lang w:val="en-GB"/>
-        </w:rPr>
-        <w:t xml:space="preserve"> clear all stored requests.</w:t>
-      </w:r>
-    </w:p>
-    <w:p>
-      <w:pPr>
-        <w:rPr>
-          <w:lang w:val="en-GB"/>
-        </w:rPr>
-      </w:pPr>
-      <w:r>
-        <w:rPr>
-          <w:rStyle w:val="SubtitleChar"/>
-          <w:lang w:val="en-GB"/>
-        </w:rPr>
-        <w:t>CI</w:t>
-      </w:r>
-      <w:r>
-        <w:rPr>
-          <w:rStyle w:val="SubtitleChar"/>
-          <w:lang w:val="en-GB"/>
-        </w:rPr>
-        <w:t>-0</w:t>
-      </w:r>
-      <w:r>
-        <w:rPr>
-          <w:rStyle w:val="SubtitleChar"/>
-          <w:lang w:val="en-GB"/>
-        </w:rPr>
-        <w:t>2</w:t>
-      </w:r>
-      <w:r>
-        <w:rPr>
-          <w:b/>
-          <w:bCs/>
-          <w:lang w:val="en-GB"/>
-        </w:rPr>
-        <w:t xml:space="preserve"> </w:t>
-      </w:r>
-      <w:r>
-        <w:rPr>
-          <w:b/>
-          <w:bCs/>
-          <w:lang w:val="en-GB"/>
-        </w:rPr>
-        <w:t>T</w:t>
-      </w:r>
-      <w:r>
-        <w:rPr>
-          <w:b/>
-          <w:bCs/>
-          <w:lang w:val="en-GB"/>
-        </w:rPr>
-        <w:t>he Elevator Controller shall</w:t>
-      </w:r>
-      <w:r>
-        <w:rPr>
-          <w:lang w:val="en-GB"/>
-        </w:rPr>
-        <w:t xml:space="preserve"> </w:t>
-      </w:r>
-      <w:r>
-        <w:rPr>
-          <w:lang w:val="en-GB"/>
-        </w:rPr>
-        <w:t>start normal operation ,if the is no conflicting data(for example , two floors sensors are active)</w:t>
-      </w:r>
-    </w:p>
-    <w:p>
-      <w:pPr>
-        <w:rPr>
-          <w:lang w:val="en-GB"/>
-        </w:rPr>
-      </w:pPr>
-    </w:p>
-    <w:p>
-      <w:pPr>
+        <w:t>v</w:t>
+      </w:r>
+      <w:r>
         <w:rPr>
           <w:b/>
           <w:bCs/>
@@ -1470,8 +1403,2623 @@
           <w:spacing w:val="5"/>
           <w:lang w:val="en-GB"/>
         </w:rPr>
-      </w:pPr>
-    </w:p>
+        <w:t>ator is</w:t>
+      </w:r>
+      <w:r>
+        <w:rPr>
+          <w:b/>
+          <w:bCs/>
+          <w:i/>
+          <w:iCs/>
+          <w:spacing w:val="5"/>
+          <w:lang w:val="en-GB"/>
+        </w:rPr>
+        <w:t xml:space="preserve"> cabin on 2 floor and doors opened </w:t>
+      </w:r>
+    </w:p>
+    <w:p>
+      <w:pPr>
+        <w:rPr>
+          <w:lang w:val="en-GB"/>
+        </w:rPr>
+      </w:pPr>
+      <w:r>
+        <w:rPr>
+          <w:rStyle w:val="SubtitleChar"/>
+          <w:lang w:val="en-GB"/>
+        </w:rPr>
+        <w:t>CI</w:t>
+      </w:r>
+      <w:r>
+        <w:rPr>
+          <w:rStyle w:val="SubtitleChar"/>
+          <w:lang w:val="en-GB"/>
+        </w:rPr>
+        <w:t>-01</w:t>
+      </w:r>
+      <w:r>
+        <w:rPr>
+          <w:b/>
+          <w:bCs/>
+          <w:lang w:val="en-GB"/>
+        </w:rPr>
+        <w:t xml:space="preserve"> </w:t>
+      </w:r>
+      <w:r>
+        <w:rPr>
+          <w:b/>
+          <w:bCs/>
+          <w:lang w:val="en-GB"/>
+        </w:rPr>
+        <w:t>WHEN</w:t>
+      </w:r>
+      <w:r>
+        <w:rPr>
+          <w:lang w:val="en-GB"/>
+        </w:rPr>
+        <w:t xml:space="preserve"> the controller is initialised, </w:t>
+      </w:r>
+      <w:r>
+        <w:rPr>
+          <w:b/>
+          <w:bCs/>
+          <w:lang w:val="en-GB"/>
+        </w:rPr>
+        <w:t>the Elevator Controller shall</w:t>
+      </w:r>
+      <w:r>
+        <w:rPr>
+          <w:lang w:val="en-GB"/>
+        </w:rPr>
+        <w:t xml:space="preserve"> clear all stored requests.</w:t>
+      </w:r>
+    </w:p>
+    <w:p>
+      <w:pPr>
+        <w:rPr>
+          <w:lang w:val="en-GB"/>
+        </w:rPr>
+      </w:pPr>
+      <w:r>
+        <w:rPr>
+          <w:rStyle w:val="SubtitleChar"/>
+          <w:lang w:val="en-GB"/>
+        </w:rPr>
+        <w:t>CI</w:t>
+      </w:r>
+      <w:r>
+        <w:rPr>
+          <w:rStyle w:val="SubtitleChar"/>
+          <w:lang w:val="en-GB"/>
+        </w:rPr>
+        <w:t>-0</w:t>
+      </w:r>
+      <w:r>
+        <w:rPr>
+          <w:rStyle w:val="SubtitleChar"/>
+          <w:lang w:val="en-GB"/>
+        </w:rPr>
+        <w:t>2</w:t>
+      </w:r>
+      <w:r>
+        <w:rPr>
+          <w:b/>
+          <w:bCs/>
+          <w:lang w:val="en-GB"/>
+        </w:rPr>
+        <w:t xml:space="preserve"> </w:t>
+      </w:r>
+      <w:r>
+        <w:rPr>
+          <w:b/>
+          <w:bCs/>
+          <w:lang w:val="en-GB"/>
+        </w:rPr>
+        <w:t>T</w:t>
+      </w:r>
+      <w:r>
+        <w:rPr>
+          <w:b/>
+          <w:bCs/>
+          <w:lang w:val="en-GB"/>
+        </w:rPr>
+        <w:t>he Elevator Controller shall</w:t>
+      </w:r>
+      <w:r>
+        <w:rPr>
+          <w:lang w:val="en-GB"/>
+        </w:rPr>
+        <w:t xml:space="preserve"> </w:t>
+      </w:r>
+      <w:r>
+        <w:rPr>
+          <w:lang w:val="en-GB"/>
+        </w:rPr>
+        <w:t xml:space="preserve">start normal </w:t>
+      </w:r>
+      <w:r>
+        <w:rPr>
+          <w:lang w:val="en-GB"/>
+        </w:rPr>
+        <w:t>operation, if</w:t>
+      </w:r>
+      <w:r>
+        <w:rPr>
+          <w:lang w:val="en-GB"/>
+        </w:rPr>
+        <w:t xml:space="preserve"> the is no conflicting </w:t>
+      </w:r>
+      <w:r>
+        <w:rPr>
+          <w:lang w:val="en-GB"/>
+        </w:rPr>
+        <w:t>data (</w:t>
+      </w:r>
+      <w:r>
+        <w:rPr>
+          <w:lang w:val="en-GB"/>
+        </w:rPr>
+        <w:t xml:space="preserve">for </w:t>
+      </w:r>
+      <w:r>
+        <w:rPr>
+          <w:lang w:val="en-GB"/>
+        </w:rPr>
+        <w:t>example,</w:t>
+      </w:r>
+      <w:r>
+        <w:rPr>
+          <w:lang w:val="en-GB"/>
+        </w:rPr>
+        <w:t xml:space="preserve"> two </w:t>
+      </w:r>
+      <w:r>
+        <w:rPr>
+          <w:lang w:val="en-GB"/>
+        </w:rPr>
+        <w:t>floors’</w:t>
+      </w:r>
+      <w:r>
+        <w:rPr>
+          <w:lang w:val="en-GB"/>
+        </w:rPr>
+        <w:t xml:space="preserve"> sensors are active)</w:t>
+      </w:r>
+    </w:p>
+    <w:p>
+      <w:pPr>
+        <w:jc w:val="center"/>
+        <w:rPr>
+          <w:rStyle w:val="Strong"/>
+          <w:sz w:val="28"/>
+          <w:szCs w:val="28"/>
+        </w:rPr>
+      </w:pPr>
+      <w:r>
+        <w:rPr>
+          <w:rStyle w:val="Strong"/>
+          <w:sz w:val="28"/>
+          <w:szCs w:val="28"/>
+        </w:rPr>
+        <w:t>Logical Design</w:t>
+      </w:r>
+    </w:p>
+    <w:p>
+      <w:pPr>
+        <w:rPr>
+          <w:rStyle w:val="Strong"/>
+          <w:b w:val="0"/>
+          <w:bCs w:val="0"/>
+          <w:lang w:val="en-GB"/>
+        </w:rPr>
+      </w:pPr>
+      <w:r>
+        <w:rPr>
+          <w:rStyle w:val="Strong"/>
+          <w:b w:val="0"/>
+          <w:bCs w:val="0"/>
+          <w:lang w:val="en-GB"/>
+        </w:rPr>
+        <w:t xml:space="preserve">Design </w:t>
+      </w:r>
+      <w:r>
+        <w:rPr>
+          <w:rStyle w:val="Strong"/>
+          <w:b w:val="0"/>
+          <w:bCs w:val="0"/>
+          <w:lang w:val="en-GB"/>
+        </w:rPr>
+        <w:t>divided</w:t>
+      </w:r>
+      <w:r>
+        <w:rPr>
+          <w:rStyle w:val="Strong"/>
+          <w:b w:val="0"/>
+          <w:bCs w:val="0"/>
+          <w:lang w:val="en-GB"/>
+        </w:rPr>
+        <w:t xml:space="preserve"> to 4 </w:t>
+      </w:r>
+      <w:r>
+        <w:rPr>
+          <w:rStyle w:val="Strong"/>
+          <w:b w:val="0"/>
+          <w:bCs w:val="0"/>
+          <w:lang w:val="en-GB"/>
+        </w:rPr>
+        <w:t>modules:</w:t>
+      </w:r>
+    </w:p>
+    <w:p>
+      <w:pPr>
+        <w:ind w:left="708"/>
+        <w:rPr>
+          <w:rStyle w:val="Strong"/>
+          <w:b w:val="0"/>
+          <w:bCs w:val="0"/>
+          <w:lang w:val="en-GB"/>
+        </w:rPr>
+      </w:pPr>
+      <w:r>
+        <w:rPr>
+          <w:rStyle w:val="Strong"/>
+          <w:lang w:val="en-GB"/>
+        </w:rPr>
+        <w:t xml:space="preserve">Request </w:t>
+      </w:r>
+      <w:r>
+        <w:rPr>
+          <w:rStyle w:val="Strong"/>
+          <w:lang w:val="en-GB"/>
+        </w:rPr>
+        <w:t>panel</w:t>
+      </w:r>
+      <w:r>
+        <w:rPr>
+          <w:rStyle w:val="Strong"/>
+          <w:b w:val="0"/>
+          <w:bCs w:val="0"/>
+          <w:lang w:val="en-GB"/>
+        </w:rPr>
+        <w:t xml:space="preserve"> (</w:t>
+      </w:r>
+      <w:r>
+        <w:rPr>
+          <w:rStyle w:val="Strong"/>
+          <w:b w:val="0"/>
+          <w:bCs w:val="0"/>
+          <w:lang w:val="en-GB"/>
+        </w:rPr>
+        <w:t>buttons inside elevator and on the floors, with indicators)</w:t>
+      </w:r>
+    </w:p>
+    <w:p>
+      <w:pPr>
+        <w:ind w:left="708"/>
+        <w:rPr>
+          <w:rStyle w:val="Strong"/>
+          <w:b w:val="0"/>
+          <w:bCs w:val="0"/>
+          <w:lang w:val="en-GB"/>
+        </w:rPr>
+      </w:pPr>
+      <w:r>
+        <w:rPr>
+          <w:rStyle w:val="Strong"/>
+          <w:lang w:val="en-GB"/>
+        </w:rPr>
+        <w:t>Queue manager</w:t>
+      </w:r>
+      <w:r>
+        <w:rPr>
+          <w:rStyle w:val="Strong"/>
+          <w:b w:val="0"/>
+          <w:bCs w:val="0"/>
+          <w:lang w:val="en-GB"/>
+        </w:rPr>
+        <w:t xml:space="preserve"> for handling </w:t>
+      </w:r>
+      <w:r>
+        <w:rPr>
+          <w:rStyle w:val="Strong"/>
+          <w:b w:val="0"/>
+          <w:bCs w:val="0"/>
+          <w:lang w:val="en-GB"/>
+        </w:rPr>
+        <w:t>requests,</w:t>
+      </w:r>
+      <w:r>
+        <w:rPr>
+          <w:rStyle w:val="Strong"/>
+          <w:b w:val="0"/>
+          <w:bCs w:val="0"/>
+          <w:lang w:val="en-GB"/>
+        </w:rPr>
+        <w:t xml:space="preserve"> setting queue and decide next target floor</w:t>
+      </w:r>
+    </w:p>
+    <w:p>
+      <w:pPr>
+        <w:ind w:left="708"/>
+        <w:rPr>
+          <w:rStyle w:val="Strong"/>
+          <w:b w:val="0"/>
+          <w:bCs w:val="0"/>
+          <w:lang w:val="en-GB"/>
+        </w:rPr>
+      </w:pPr>
+      <w:r>
+        <w:rPr>
+          <w:rStyle w:val="Strong"/>
+          <w:lang w:val="en-GB"/>
+        </w:rPr>
+        <w:t>Doors operator</w:t>
+      </w:r>
+      <w:r>
+        <w:rPr>
+          <w:rStyle w:val="Strong"/>
+          <w:b w:val="0"/>
+          <w:bCs w:val="0"/>
+          <w:lang w:val="en-GB"/>
+        </w:rPr>
+        <w:t xml:space="preserve"> for safely opening and closing doors</w:t>
+      </w:r>
+    </w:p>
+    <w:p>
+      <w:pPr>
+        <w:ind w:left="708"/>
+        <w:rPr>
+          <w:rStyle w:val="Strong"/>
+          <w:b w:val="0"/>
+          <w:bCs w:val="0"/>
+          <w:lang w:val="en-GB"/>
+        </w:rPr>
+      </w:pPr>
+      <w:r>
+        <w:rPr>
+          <w:rStyle w:val="Strong"/>
+          <w:lang w:val="en-GB"/>
+        </w:rPr>
+        <w:t>Cabin Movement control</w:t>
+      </w:r>
+      <w:r>
+        <w:rPr>
+          <w:rStyle w:val="Strong"/>
+          <w:b w:val="0"/>
+          <w:bCs w:val="0"/>
+          <w:lang w:val="en-GB"/>
+        </w:rPr>
+        <w:t xml:space="preserve"> to control elevator cabin</w:t>
+      </w:r>
+    </w:p>
+    <w:p>
+      <w:pPr>
+        <w:rPr>
+          <w:rStyle w:val="Strong"/>
+          <w:b w:val="0"/>
+          <w:bCs w:val="0"/>
+          <w:lang w:val="en-GB"/>
+        </w:rPr>
+      </w:pPr>
+      <w:r>
+        <w:rPr>
+          <w:rStyle w:val="Strong"/>
+          <w:b w:val="0"/>
+          <w:bCs w:val="0"/>
+          <w:lang w:val="en-GB"/>
+        </w:rPr>
+        <w:t>Communication between modules is showed on sequence diagram:</w:t>
+      </w:r>
+    </w:p>
+    <w:p>
+      <w:pPr>
+        <w:keepNext/>
+        <w:jc w:val="center"/>
+      </w:pPr>
+      <w:r>
+        <w:rPr>
+          <w:b/>
+          <w:bCs/>
+          <w:i/>
+          <w:iCs/>
+          <w:noProof/>
+          <w:spacing w:val="5"/>
+          <w:lang w:val="en-GB"/>
+        </w:rPr>
+        <w:drawing>
+          <wp:inline distT="0" distB="0" distL="0" distR="0" wp14:anchorId="77467E72" wp14:editId="18670354">
+            <wp:extent cx="3800723" cy="3287356"/>
+            <wp:effectExtent l="0" t="0" r="0" b="8890"/>
+            <wp:docPr id="453805925" name="Picture 1"/>
+            <wp:cNvGraphicFramePr>
+              <a:graphicFrameLocks xmlns:a="http://schemas.openxmlformats.org/drawingml/2006/main" noChangeAspect="1"/>
+            </wp:cNvGraphicFramePr>
+            <a:graphic xmlns:a="http://schemas.openxmlformats.org/drawingml/2006/main">
+              <a:graphicData uri="http://schemas.openxmlformats.org/drawingml/2006/picture">
+                <pic:pic xmlns:pic="http://schemas.openxmlformats.org/drawingml/2006/picture">
+                  <pic:nvPicPr>
+                    <pic:cNvPr id="453805925" name="Picture 453805925"/>
+                    <pic:cNvPicPr/>
+                  </pic:nvPicPr>
+                  <pic:blipFill>
+                    <a:blip r:embed="rId5">
+                      <a:extLst>
+                        <a:ext uri="{28A0092B-C50C-407E-A947-70E740481C1C}">
+                          <a14:useLocalDpi xmlns:a14="http://schemas.microsoft.com/office/drawing/2010/main" val="0"/>
+                        </a:ext>
+                      </a:extLst>
+                    </a:blip>
+                    <a:stretch>
+                      <a:fillRect/>
+                    </a:stretch>
+                  </pic:blipFill>
+                  <pic:spPr>
+                    <a:xfrm>
+                      <a:off x="0" y="0"/>
+                      <a:ext cx="3814588" cy="3299348"/>
+                    </a:xfrm>
+                    <a:prstGeom prst="rect">
+                      <a:avLst/>
+                    </a:prstGeom>
+                  </pic:spPr>
+                </pic:pic>
+              </a:graphicData>
+            </a:graphic>
+          </wp:inline>
+        </w:drawing>
+      </w:r>
+    </w:p>
+    <w:p>
+      <w:pPr>
+        <w:pStyle w:val="Caption"/>
+      </w:pPr>
+      <w:r>
+        <w:t xml:space="preserve">Figure </w:t>
+      </w:r>
+      <w:r>
+        <w:fldChar w:fldCharType="begin"/>
+      </w:r>
+      <w:r>
+        <w:instrText xml:space="preserve"> SEQ Figure \* ARABIC </w:instrText>
+      </w:r>
+      <w:r>
+        <w:fldChar w:fldCharType="separate"/>
+      </w:r>
+      <w:r>
+        <w:rPr>
+          <w:noProof/>
+        </w:rPr>
+        <w:t>1</w:t>
+      </w:r>
+      <w:r>
+        <w:fldChar w:fldCharType="end"/>
+      </w:r>
+      <w:r>
+        <w:t>Timing diagram</w:t>
+      </w:r>
+    </w:p>
+    <w:p>
+      <w:pPr>
+        <w:ind w:firstLine="708"/>
+        <w:rPr>
+          <w:lang w:val="en-GB"/>
+        </w:rPr>
+      </w:pPr>
+      <w:r>
+        <w:rPr>
+          <w:b/>
+          <w:bCs/>
+          <w:lang w:val="en-GB"/>
+        </w:rPr>
+        <w:lastRenderedPageBreak/>
+        <w:t>addRequest()</w:t>
+      </w:r>
+      <w:r>
+        <w:rPr>
+          <w:lang w:val="en-GB"/>
+        </w:rPr>
+        <w:t xml:space="preserve"> -function that tells queue manager new floor request and turn on indicator on button</w:t>
+      </w:r>
+      <w:r>
+        <w:rPr>
+          <w:lang w:val="en-GB"/>
+        </w:rPr>
+        <w:t>(whether it in cabin or floor)</w:t>
+      </w:r>
+    </w:p>
+    <w:p>
+      <w:pPr>
+        <w:ind w:firstLine="708"/>
+        <w:rPr>
+          <w:lang w:val="en-GB"/>
+        </w:rPr>
+      </w:pPr>
+      <w:r>
+        <w:rPr>
+          <w:b/>
+          <w:bCs/>
+          <w:lang w:val="en-GB"/>
+        </w:rPr>
+        <w:t>destinationPointComplete()</w:t>
+      </w:r>
+      <w:r>
+        <w:rPr>
+          <w:lang w:val="en-GB"/>
+        </w:rPr>
+        <w:t xml:space="preserve"> </w:t>
+      </w:r>
+      <w:r>
+        <w:rPr>
+          <w:lang w:val="en-GB"/>
+        </w:rPr>
+        <w:t>- sets request as completed and turn off indication</w:t>
+      </w:r>
+    </w:p>
+    <w:p>
+      <w:pPr>
+        <w:ind w:firstLine="708"/>
+        <w:rPr>
+          <w:lang w:val="en-GB"/>
+        </w:rPr>
+      </w:pPr>
+      <w:r>
+        <w:rPr>
+          <w:b/>
+          <w:bCs/>
+          <w:lang w:val="en-GB"/>
+        </w:rPr>
+        <w:t>targetFloor()</w:t>
+      </w:r>
+      <w:r>
+        <w:rPr>
+          <w:lang w:val="en-GB"/>
+        </w:rPr>
+        <w:t xml:space="preserve"> </w:t>
+      </w:r>
+      <w:r>
+        <w:rPr>
+          <w:lang w:val="en-GB"/>
+        </w:rPr>
+        <w:t>- function that tells cabin what is the next floor to go</w:t>
+      </w:r>
+    </w:p>
+    <w:p>
+      <w:pPr>
+        <w:ind w:firstLine="708"/>
+        <w:rPr>
+          <w:lang w:val="en-GB"/>
+        </w:rPr>
+      </w:pPr>
+      <w:r>
+        <w:rPr>
+          <w:b/>
+          <w:bCs/>
+          <w:lang w:val="en-GB"/>
+        </w:rPr>
+        <w:t>openDoors()</w:t>
+      </w:r>
+      <w:r>
+        <w:rPr>
+          <w:lang w:val="en-GB"/>
+        </w:rPr>
+        <w:t xml:space="preserve"> </w:t>
+      </w:r>
+      <w:r>
+        <w:rPr>
+          <w:lang w:val="en-GB"/>
+        </w:rPr>
+        <w:t>- information to door operator to open doors</w:t>
+      </w:r>
+    </w:p>
+    <w:p>
+      <w:pPr>
+        <w:ind w:firstLine="708"/>
+        <w:rPr>
+          <w:lang w:val="en-GB"/>
+        </w:rPr>
+      </w:pPr>
+      <w:r>
+        <w:rPr>
+          <w:b/>
+          <w:bCs/>
+          <w:lang w:val="en-GB"/>
+        </w:rPr>
+        <w:t>close</w:t>
+      </w:r>
+      <w:r>
+        <w:rPr>
+          <w:b/>
+          <w:bCs/>
+          <w:lang w:val="en-GB"/>
+        </w:rPr>
+        <w:t>Doors()</w:t>
+      </w:r>
+      <w:r>
+        <w:rPr>
+          <w:lang w:val="en-GB"/>
+        </w:rPr>
+        <w:t xml:space="preserve"> </w:t>
+      </w:r>
+      <w:r>
+        <w:rPr>
+          <w:lang w:val="en-GB"/>
+        </w:rPr>
+        <w:t xml:space="preserve">- information to door operator to </w:t>
+      </w:r>
+      <w:r>
+        <w:rPr>
+          <w:lang w:val="en-GB"/>
+        </w:rPr>
+        <w:t>close</w:t>
+      </w:r>
+      <w:r>
+        <w:rPr>
+          <w:lang w:val="en-GB"/>
+        </w:rPr>
+        <w:t xml:space="preserve"> doors</w:t>
+      </w:r>
+    </w:p>
+    <w:p>
+      <w:pPr>
+        <w:ind w:firstLine="708"/>
+        <w:rPr>
+          <w:lang w:val="en-GB"/>
+        </w:rPr>
+      </w:pPr>
+      <w:r>
+        <w:rPr>
+          <w:b/>
+          <w:bCs/>
+          <w:lang w:val="en-GB"/>
+        </w:rPr>
+        <w:t>allClosed()</w:t>
+      </w:r>
+      <w:r>
+        <w:rPr>
+          <w:lang w:val="en-GB"/>
+        </w:rPr>
+        <w:t xml:space="preserve"> – information that all doors safely closed</w:t>
+      </w:r>
+    </w:p>
+    <w:p>
+      <w:pPr>
+        <w:rPr>
+          <w:lang w:val="en-GB"/>
+        </w:rPr>
+      </w:pPr>
+      <w:r>
+        <w:rPr>
+          <w:lang w:val="en-GB"/>
+        </w:rPr>
+        <w:t>To define key states of cabin control, timing diagram was created:</w:t>
+      </w:r>
+    </w:p>
+    <w:p>
+      <w:pPr>
+        <w:keepNext/>
+      </w:pPr>
+      <w:r>
+        <w:rPr>
+          <w:noProof/>
+          <w:lang w:val="en-GB"/>
+        </w:rPr>
+        <w:drawing>
+          <wp:inline distT="0" distB="0" distL="0" distR="0" wp14:anchorId="484F514F" wp14:editId="33C06CFC">
+            <wp:extent cx="5760720" cy="2447290"/>
+            <wp:effectExtent l="0" t="0" r="0" b="0"/>
+            <wp:docPr id="1147481792" name="Picture 2"/>
+            <wp:cNvGraphicFramePr>
+              <a:graphicFrameLocks xmlns:a="http://schemas.openxmlformats.org/drawingml/2006/main" noChangeAspect="1"/>
+            </wp:cNvGraphicFramePr>
+            <a:graphic xmlns:a="http://schemas.openxmlformats.org/drawingml/2006/main">
+              <a:graphicData uri="http://schemas.openxmlformats.org/drawingml/2006/picture">
+                <pic:pic xmlns:pic="http://schemas.openxmlformats.org/drawingml/2006/picture">
+                  <pic:nvPicPr>
+                    <pic:cNvPr id="1147481792" name="Picture 1147481792"/>
+                    <pic:cNvPicPr/>
+                  </pic:nvPicPr>
+                  <pic:blipFill>
+                    <a:blip r:embed="rId6">
+                      <a:extLst>
+                        <a:ext uri="{28A0092B-C50C-407E-A947-70E740481C1C}">
+                          <a14:useLocalDpi xmlns:a14="http://schemas.microsoft.com/office/drawing/2010/main" val="0"/>
+                        </a:ext>
+                      </a:extLst>
+                    </a:blip>
+                    <a:stretch>
+                      <a:fillRect/>
+                    </a:stretch>
+                  </pic:blipFill>
+                  <pic:spPr>
+                    <a:xfrm>
+                      <a:off x="0" y="0"/>
+                      <a:ext cx="5760720" cy="2447290"/>
+                    </a:xfrm>
+                    <a:prstGeom prst="rect">
+                      <a:avLst/>
+                    </a:prstGeom>
+                  </pic:spPr>
+                </pic:pic>
+              </a:graphicData>
+            </a:graphic>
+          </wp:inline>
+        </w:drawing>
+      </w:r>
+    </w:p>
+    <w:p>
+      <w:pPr>
+        <w:pStyle w:val="Caption"/>
+        <w:rPr>
+          <w:lang w:val="en-GB"/>
+        </w:rPr>
+      </w:pPr>
+      <w:r>
+        <w:rPr>
+          <w:lang w:val="en-GB"/>
+        </w:rPr>
+        <w:t xml:space="preserve">Figure </w:t>
+      </w:r>
+      <w:r>
+        <w:fldChar w:fldCharType="begin"/>
+      </w:r>
+      <w:r>
+        <w:rPr>
+          <w:lang w:val="en-GB"/>
+        </w:rPr>
+        <w:instrText xml:space="preserve"> SEQ Figure \* ARABIC </w:instrText>
+      </w:r>
+      <w:r>
+        <w:fldChar w:fldCharType="separate"/>
+      </w:r>
+      <w:r>
+        <w:rPr>
+          <w:noProof/>
+          <w:lang w:val="en-GB"/>
+        </w:rPr>
+        <w:t>2</w:t>
+      </w:r>
+      <w:r>
+        <w:fldChar w:fldCharType="end"/>
+      </w:r>
+      <w:r>
+        <w:rPr>
+          <w:lang w:val="en-GB"/>
+        </w:rPr>
+        <w:t>Timing diagram</w:t>
+      </w:r>
+    </w:p>
+    <w:p>
+      <w:pPr>
+        <w:rPr>
+          <w:b/>
+          <w:bCs/>
+          <w:lang w:val="en-GB"/>
+        </w:rPr>
+      </w:pPr>
+      <w:r>
+        <w:rPr>
+          <w:lang w:val="en-GB"/>
+        </w:rPr>
+        <w:t>Timing diagram shows all possible transitions. Elevator behaviour can be d</w:t>
+      </w:r>
+      <w:r>
+        <w:rPr>
+          <w:lang w:val="en-GB"/>
+        </w:rPr>
+        <w:t>iv</w:t>
+      </w:r>
+      <w:r>
+        <w:rPr>
+          <w:lang w:val="en-GB"/>
+        </w:rPr>
+        <w:t>i</w:t>
+      </w:r>
+      <w:r>
+        <w:rPr>
+          <w:lang w:val="en-GB"/>
+        </w:rPr>
+        <w:t>d</w:t>
+      </w:r>
+      <w:r>
+        <w:rPr>
+          <w:lang w:val="en-GB"/>
+        </w:rPr>
+        <w:t xml:space="preserve">ed to 3 main states: </w:t>
+      </w:r>
+      <w:r>
+        <w:rPr>
+          <w:b/>
+          <w:bCs/>
+          <w:lang w:val="en-GB"/>
+        </w:rPr>
+        <w:t>going up, going down</w:t>
+      </w:r>
+      <w:r>
+        <w:rPr>
+          <w:lang w:val="en-GB"/>
+        </w:rPr>
+        <w:t xml:space="preserve"> and </w:t>
+      </w:r>
+      <w:r>
+        <w:rPr>
+          <w:b/>
+          <w:bCs/>
+          <w:lang w:val="en-GB"/>
+        </w:rPr>
+        <w:t>stop</w:t>
+      </w:r>
+    </w:p>
+    <w:p>
+      <w:pPr>
+        <w:rPr>
+          <w:b/>
+          <w:bCs/>
+          <w:lang w:val="en-GB"/>
+        </w:rPr>
+      </w:pPr>
+    </w:p>
+    <w:p>
+      <w:pPr>
+        <w:rPr>
+          <w:b/>
+          <w:bCs/>
+          <w:lang w:val="en-GB"/>
+        </w:rPr>
+      </w:pPr>
+    </w:p>
+    <w:p>
+      <w:pPr>
+        <w:rPr>
+          <w:b/>
+          <w:bCs/>
+          <w:lang w:val="en-GB"/>
+        </w:rPr>
+      </w:pPr>
+    </w:p>
+    <w:p>
+      <w:pPr>
+        <w:rPr>
+          <w:b/>
+          <w:bCs/>
+          <w:lang w:val="en-GB"/>
+        </w:rPr>
+      </w:pPr>
+    </w:p>
+    <w:p>
+      <w:pPr>
+        <w:rPr>
+          <w:b/>
+          <w:bCs/>
+          <w:lang w:val="en-GB"/>
+        </w:rPr>
+      </w:pPr>
+    </w:p>
+    <w:p>
+      <w:pPr>
+        <w:rPr>
+          <w:b/>
+          <w:bCs/>
+          <w:lang w:val="en-GB"/>
+        </w:rPr>
+      </w:pPr>
+    </w:p>
+    <w:p>
+      <w:pPr>
+        <w:rPr>
+          <w:b/>
+          <w:bCs/>
+          <w:lang w:val="en-GB"/>
+        </w:rPr>
+      </w:pPr>
+    </w:p>
+    <w:p>
+      <w:pPr>
+        <w:rPr>
+          <w:b/>
+          <w:bCs/>
+          <w:lang w:val="en-GB"/>
+        </w:rPr>
+      </w:pPr>
+    </w:p>
+    <w:p>
+      <w:pPr>
+        <w:rPr>
+          <w:b/>
+          <w:bCs/>
+          <w:lang w:val="en-GB"/>
+        </w:rPr>
+      </w:pPr>
+    </w:p>
+    <w:p>
+      <w:pPr>
+        <w:rPr>
+          <w:b/>
+          <w:bCs/>
+          <w:lang w:val="en-GB"/>
+        </w:rPr>
+      </w:pPr>
+    </w:p>
+    <w:p>
+      <w:pPr>
+        <w:rPr>
+          <w:lang w:val="en-GB"/>
+        </w:rPr>
+      </w:pPr>
+      <w:r>
+        <w:rPr>
+          <w:lang w:val="en-GB"/>
+        </w:rPr>
+        <w:lastRenderedPageBreak/>
+        <w:t xml:space="preserve">State diagram shows transitions between </w:t>
+      </w:r>
+      <w:r>
+        <w:rPr>
+          <w:lang w:val="en-GB"/>
+        </w:rPr>
+        <w:t>these states and door</w:t>
+      </w:r>
+      <w:r>
+        <w:rPr>
+          <w:lang w:val="en-GB"/>
+        </w:rPr>
+        <w:t xml:space="preserve"> operating logic</w:t>
+      </w:r>
+    </w:p>
+    <w:p>
+      <w:pPr>
+        <w:keepNext/>
+        <w:jc w:val="center"/>
+      </w:pPr>
+      <w:r>
+        <w:rPr>
+          <w:noProof/>
+          <w:lang w:val="en-GB"/>
+        </w:rPr>
+        <w:drawing>
+          <wp:inline distT="0" distB="0" distL="0" distR="0" wp14:anchorId="0220BA74" wp14:editId="6128D71A">
+            <wp:extent cx="5424563" cy="3124862"/>
+            <wp:effectExtent l="0" t="0" r="5080" b="0"/>
+            <wp:docPr id="1117978798" name="Picture 3"/>
+            <wp:cNvGraphicFramePr>
+              <a:graphicFrameLocks xmlns:a="http://schemas.openxmlformats.org/drawingml/2006/main" noChangeAspect="1"/>
+            </wp:cNvGraphicFramePr>
+            <a:graphic xmlns:a="http://schemas.openxmlformats.org/drawingml/2006/main">
+              <a:graphicData uri="http://schemas.openxmlformats.org/drawingml/2006/picture">
+                <pic:pic xmlns:pic="http://schemas.openxmlformats.org/drawingml/2006/picture">
+                  <pic:nvPicPr>
+                    <pic:cNvPr id="1117978798" name="Picture 1117978798"/>
+                    <pic:cNvPicPr/>
+                  </pic:nvPicPr>
+                  <pic:blipFill>
+                    <a:blip r:embed="rId7">
+                      <a:extLst>
+                        <a:ext uri="{28A0092B-C50C-407E-A947-70E740481C1C}">
+                          <a14:useLocalDpi xmlns:a14="http://schemas.microsoft.com/office/drawing/2010/main" val="0"/>
+                        </a:ext>
+                      </a:extLst>
+                    </a:blip>
+                    <a:stretch>
+                      <a:fillRect/>
+                    </a:stretch>
+                  </pic:blipFill>
+                  <pic:spPr>
+                    <a:xfrm>
+                      <a:off x="0" y="0"/>
+                      <a:ext cx="5475388" cy="3154140"/>
+                    </a:xfrm>
+                    <a:prstGeom prst="rect">
+                      <a:avLst/>
+                    </a:prstGeom>
+                  </pic:spPr>
+                </pic:pic>
+              </a:graphicData>
+            </a:graphic>
+          </wp:inline>
+        </w:drawing>
+      </w:r>
+    </w:p>
+    <w:p>
+      <w:pPr>
+        <w:pStyle w:val="Caption"/>
+        <w:rPr>
+          <w:lang w:val="en-GB"/>
+        </w:rPr>
+      </w:pPr>
+      <w:r>
+        <w:t xml:space="preserve">Figure </w:t>
+      </w:r>
+      <w:r>
+        <w:fldChar w:fldCharType="begin"/>
+      </w:r>
+      <w:r>
+        <w:instrText xml:space="preserve"> SEQ Figure \* ARABIC </w:instrText>
+      </w:r>
+      <w:r>
+        <w:fldChar w:fldCharType="separate"/>
+      </w:r>
+      <w:r>
+        <w:rPr>
+          <w:noProof/>
+        </w:rPr>
+        <w:t>3</w:t>
+      </w:r>
+      <w:r>
+        <w:fldChar w:fldCharType="end"/>
+      </w:r>
+      <w:r>
+        <w:t xml:space="preserve"> State diagram</w:t>
+      </w:r>
+    </w:p>
+    <w:p>
+      <w:pPr>
+        <w:rPr>
+          <w:b/>
+          <w:bCs/>
+          <w:lang w:val="en-GB"/>
+        </w:rPr>
+      </w:pPr>
+      <w:r>
+        <w:rPr>
+          <w:b/>
+          <w:bCs/>
+          <w:lang w:val="en-GB"/>
+        </w:rPr>
+        <w:t>Requirement Coverage Table</w:t>
+      </w:r>
+    </w:p>
+    <w:tbl>
+      <w:tblPr>
+        <w:tblW w:w="0" w:type="auto"/>
+        <w:tblCellMar>
+          <w:top w:w="15" w:type="dxa"/>
+          <w:left w:w="15" w:type="dxa"/>
+          <w:bottom w:w="15" w:type="dxa"/>
+          <w:right w:w="15" w:type="dxa"/>
+        </w:tblCellMar>
+        <w:tblLook w:val="04A0" w:firstRow="1" w:lastRow="0" w:firstColumn="1" w:lastColumn="0" w:noHBand="0" w:noVBand="1"/>
+      </w:tblPr>
+      <w:tblGrid>
+        <w:gridCol w:w="1920"/>
+        <w:gridCol w:w="3118"/>
+        <w:gridCol w:w="4034"/>
+      </w:tblGrid>
+      <w:tr>
+        <w:trPr>
+          <w:tblHeader/>
+        </w:trPr>
+        <w:tc>
+          <w:tcPr>
+            <w:tcW w:w="0" w:type="auto"/>
+            <w:tcBorders>
+              <w:top w:val="single" w:sz="4" w:space="0" w:color="E5E7EB"/>
+              <w:bottom w:val="single" w:sz="4" w:space="0" w:color="E5E7EB"/>
+              <w:right w:val="single" w:sz="4" w:space="0" w:color="F3F4F6"/>
+            </w:tcBorders>
+            <w:shd w:val="clear" w:color="auto" w:fill="F9FAFB"/>
+            <w:tcMar>
+              <w:top w:w="160" w:type="dxa"/>
+              <w:left w:w="200" w:type="dxa"/>
+              <w:bottom w:w="160" w:type="dxa"/>
+              <w:right w:w="200" w:type="dxa"/>
+            </w:tcMar>
+            <w:vAlign w:val="center"/>
+            <w:hideMark/>
+          </w:tcPr>
+          <w:p>
+            <w:pPr>
+              <w:rPr>
+                <w:b/>
+                <w:bCs/>
+              </w:rPr>
+            </w:pPr>
+            <w:r>
+              <w:rPr>
+                <w:b/>
+                <w:bCs/>
+              </w:rPr>
+              <w:t>Requirement ID</w:t>
+            </w:r>
+          </w:p>
+        </w:tc>
+        <w:tc>
+          <w:tcPr>
+            <w:tcW w:w="0" w:type="auto"/>
+            <w:tcBorders>
+              <w:top w:val="single" w:sz="4" w:space="0" w:color="E5E7EB"/>
+              <w:left w:val="single" w:sz="4" w:space="0" w:color="F3F4F6"/>
+              <w:bottom w:val="single" w:sz="4" w:space="0" w:color="E5E7EB"/>
+              <w:right w:val="single" w:sz="4" w:space="0" w:color="F3F4F6"/>
+            </w:tcBorders>
+            <w:shd w:val="clear" w:color="auto" w:fill="F9FAFB"/>
+            <w:tcMar>
+              <w:top w:w="160" w:type="dxa"/>
+              <w:left w:w="200" w:type="dxa"/>
+              <w:bottom w:w="160" w:type="dxa"/>
+              <w:right w:w="200" w:type="dxa"/>
+            </w:tcMar>
+            <w:vAlign w:val="center"/>
+            <w:hideMark/>
+          </w:tcPr>
+          <w:p>
+            <w:pPr>
+              <w:rPr>
+                <w:b/>
+                <w:bCs/>
+              </w:rPr>
+            </w:pPr>
+            <w:r>
+              <w:rPr>
+                <w:b/>
+                <w:bCs/>
+              </w:rPr>
+              <w:t>Requirement Summary</w:t>
+            </w:r>
+          </w:p>
+        </w:tc>
+        <w:tc>
+          <w:tcPr>
+            <w:tcW w:w="0" w:type="auto"/>
+            <w:tcBorders>
+              <w:top w:val="single" w:sz="4" w:space="0" w:color="E5E7EB"/>
+              <w:left w:val="single" w:sz="4" w:space="0" w:color="F3F4F6"/>
+              <w:bottom w:val="single" w:sz="4" w:space="0" w:color="E5E7EB"/>
+            </w:tcBorders>
+            <w:shd w:val="clear" w:color="auto" w:fill="F9FAFB"/>
+            <w:tcMar>
+              <w:top w:w="160" w:type="dxa"/>
+              <w:left w:w="200" w:type="dxa"/>
+              <w:bottom w:w="160" w:type="dxa"/>
+              <w:right w:w="200" w:type="dxa"/>
+            </w:tcMar>
+            <w:vAlign w:val="center"/>
+            <w:hideMark/>
+          </w:tcPr>
+          <w:p>
+            <w:pPr>
+              <w:rPr>
+                <w:b/>
+                <w:bCs/>
+              </w:rPr>
+            </w:pPr>
+            <w:r>
+              <w:rPr>
+                <w:b/>
+                <w:bCs/>
+              </w:rPr>
+              <w:t>Design Evidence</w:t>
+            </w:r>
+          </w:p>
+        </w:tc>
+      </w:tr>
+      <w:tr>
+        <w:tc>
+          <w:tcPr>
+            <w:tcW w:w="0" w:type="auto"/>
+            <w:tcBorders>
+              <w:top w:val="single" w:sz="4" w:space="0" w:color="E5E7EB"/>
+              <w:bottom w:val="single" w:sz="4" w:space="0" w:color="E5E7EB"/>
+              <w:right w:val="single" w:sz="4" w:space="0" w:color="F3F4F6"/>
+            </w:tcBorders>
+            <w:shd w:val="clear" w:color="auto" w:fill="FFFFFF"/>
+            <w:tcMar>
+              <w:top w:w="160" w:type="dxa"/>
+              <w:left w:w="200" w:type="dxa"/>
+              <w:bottom w:w="160" w:type="dxa"/>
+              <w:right w:w="200" w:type="dxa"/>
+            </w:tcMar>
+            <w:vAlign w:val="center"/>
+            <w:hideMark/>
+          </w:tcPr>
+          <w:p>
+            <w:r>
+              <w:t>TR-01</w:t>
+            </w:r>
+          </w:p>
+        </w:tc>
+        <w:tc>
+          <w:tcPr>
+            <w:tcW w:w="0" w:type="auto"/>
+            <w:tcBorders>
+              <w:top w:val="single" w:sz="4" w:space="0" w:color="E5E7EB"/>
+              <w:left w:val="single" w:sz="4" w:space="0" w:color="F3F4F6"/>
+              <w:bottom w:val="single" w:sz="4" w:space="0" w:color="E5E7EB"/>
+              <w:right w:val="single" w:sz="4" w:space="0" w:color="F3F4F6"/>
+            </w:tcBorders>
+            <w:shd w:val="clear" w:color="auto" w:fill="FFFFFF"/>
+            <w:tcMar>
+              <w:top w:w="160" w:type="dxa"/>
+              <w:left w:w="200" w:type="dxa"/>
+              <w:bottom w:w="160" w:type="dxa"/>
+              <w:right w:w="200" w:type="dxa"/>
+            </w:tcMar>
+            <w:vAlign w:val="center"/>
+            <w:hideMark/>
+          </w:tcPr>
+          <w:p>
+            <w:pPr>
+              <w:rPr>
+                <w:lang w:val="en-GB"/>
+              </w:rPr>
+            </w:pPr>
+            <w:r>
+              <w:rPr>
+                <w:lang w:val="en-GB"/>
+              </w:rPr>
+              <w:t>Stop elevator at destination floor</w:t>
+            </w:r>
+          </w:p>
+        </w:tc>
+        <w:tc>
+          <w:tcPr>
+            <w:tcW w:w="0" w:type="auto"/>
+            <w:tcBorders>
+              <w:top w:val="single" w:sz="4" w:space="0" w:color="E5E7EB"/>
+              <w:left w:val="single" w:sz="4" w:space="0" w:color="F3F4F6"/>
+              <w:bottom w:val="single" w:sz="4" w:space="0" w:color="E5E7EB"/>
+            </w:tcBorders>
+            <w:shd w:val="clear" w:color="auto" w:fill="FFFFFF"/>
+            <w:tcMar>
+              <w:top w:w="160" w:type="dxa"/>
+              <w:left w:w="200" w:type="dxa"/>
+              <w:bottom w:w="160" w:type="dxa"/>
+              <w:right w:w="200" w:type="dxa"/>
+            </w:tcMar>
+            <w:vAlign w:val="center"/>
+            <w:hideMark/>
+          </w:tcPr>
+          <w:p>
+            <w:r>
+              <w:rPr>
+                <w:lang w:val="en-GB"/>
+              </w:rPr>
+              <w:t xml:space="preserve"> </w:t>
+            </w:r>
+            <w:r>
+              <w:t>State Diagram –</w:t>
+            </w:r>
+            <w:r>
+              <w:t>Stopped state</w:t>
+            </w:r>
+          </w:p>
+        </w:tc>
+      </w:tr>
+      <w:tr>
+        <w:tc>
+          <w:tcPr>
+            <w:tcW w:w="0" w:type="auto"/>
+            <w:tcBorders>
+              <w:top w:val="single" w:sz="4" w:space="0" w:color="E5E7EB"/>
+              <w:bottom w:val="single" w:sz="4" w:space="0" w:color="E5E7EB"/>
+              <w:right w:val="single" w:sz="4" w:space="0" w:color="F3F4F6"/>
+            </w:tcBorders>
+            <w:shd w:val="clear" w:color="auto" w:fill="FFFFFF"/>
+            <w:tcMar>
+              <w:top w:w="160" w:type="dxa"/>
+              <w:left w:w="200" w:type="dxa"/>
+              <w:bottom w:w="160" w:type="dxa"/>
+              <w:right w:w="200" w:type="dxa"/>
+            </w:tcMar>
+            <w:vAlign w:val="center"/>
+            <w:hideMark/>
+          </w:tcPr>
+          <w:p>
+            <w:r>
+              <w:t>TR-02</w:t>
+            </w:r>
+          </w:p>
+        </w:tc>
+        <w:tc>
+          <w:tcPr>
+            <w:tcW w:w="0" w:type="auto"/>
+            <w:tcBorders>
+              <w:top w:val="single" w:sz="4" w:space="0" w:color="E5E7EB"/>
+              <w:left w:val="single" w:sz="4" w:space="0" w:color="F3F4F6"/>
+              <w:bottom w:val="single" w:sz="4" w:space="0" w:color="E5E7EB"/>
+              <w:right w:val="single" w:sz="4" w:space="0" w:color="F3F4F6"/>
+            </w:tcBorders>
+            <w:shd w:val="clear" w:color="auto" w:fill="FFFFFF"/>
+            <w:tcMar>
+              <w:top w:w="160" w:type="dxa"/>
+              <w:left w:w="200" w:type="dxa"/>
+              <w:bottom w:w="160" w:type="dxa"/>
+              <w:right w:w="200" w:type="dxa"/>
+            </w:tcMar>
+            <w:vAlign w:val="center"/>
+            <w:hideMark/>
+          </w:tcPr>
+          <w:p>
+            <w:pPr>
+              <w:rPr>
+                <w:lang w:val="en-GB"/>
+              </w:rPr>
+            </w:pPr>
+            <w:r>
+              <w:rPr>
+                <w:lang w:val="en-GB"/>
+              </w:rPr>
+              <w:t>Move to destination when doors safely closed</w:t>
+            </w:r>
+          </w:p>
+        </w:tc>
+        <w:tc>
+          <w:tcPr>
+            <w:tcW w:w="0" w:type="auto"/>
+            <w:tcBorders>
+              <w:top w:val="single" w:sz="4" w:space="0" w:color="E5E7EB"/>
+              <w:left w:val="single" w:sz="4" w:space="0" w:color="F3F4F6"/>
+              <w:bottom w:val="single" w:sz="4" w:space="0" w:color="E5E7EB"/>
+            </w:tcBorders>
+            <w:shd w:val="clear" w:color="auto" w:fill="FFFFFF"/>
+            <w:tcMar>
+              <w:top w:w="160" w:type="dxa"/>
+              <w:left w:w="200" w:type="dxa"/>
+              <w:bottom w:w="160" w:type="dxa"/>
+              <w:right w:w="200" w:type="dxa"/>
+            </w:tcMar>
+            <w:vAlign w:val="center"/>
+            <w:hideMark/>
+          </w:tcPr>
+          <w:p>
+            <w:r>
+              <w:rPr>
+                <w:lang w:val="en-GB"/>
+              </w:rPr>
+              <w:t xml:space="preserve"> </w:t>
+            </w:r>
+            <w:r>
+              <w:t>State Diagram –</w:t>
+            </w:r>
+            <w:r>
+              <w:t>Stopped state</w:t>
+            </w:r>
+          </w:p>
+        </w:tc>
+      </w:tr>
+      <w:tr>
+        <w:tc>
+          <w:tcPr>
+            <w:tcW w:w="0" w:type="auto"/>
+            <w:tcBorders>
+              <w:top w:val="single" w:sz="4" w:space="0" w:color="E5E7EB"/>
+              <w:bottom w:val="single" w:sz="4" w:space="0" w:color="E5E7EB"/>
+              <w:right w:val="single" w:sz="4" w:space="0" w:color="F3F4F6"/>
+            </w:tcBorders>
+            <w:shd w:val="clear" w:color="auto" w:fill="FFFFFF"/>
+            <w:tcMar>
+              <w:top w:w="160" w:type="dxa"/>
+              <w:left w:w="200" w:type="dxa"/>
+              <w:bottom w:w="160" w:type="dxa"/>
+              <w:right w:w="200" w:type="dxa"/>
+            </w:tcMar>
+            <w:vAlign w:val="center"/>
+            <w:hideMark/>
+          </w:tcPr>
+          <w:p>
+            <w:r>
+              <w:t>RH-01</w:t>
+            </w:r>
+          </w:p>
+        </w:tc>
+        <w:tc>
+          <w:tcPr>
+            <w:tcW w:w="0" w:type="auto"/>
+            <w:tcBorders>
+              <w:top w:val="single" w:sz="4" w:space="0" w:color="E5E7EB"/>
+              <w:left w:val="single" w:sz="4" w:space="0" w:color="F3F4F6"/>
+              <w:bottom w:val="single" w:sz="4" w:space="0" w:color="E5E7EB"/>
+              <w:right w:val="single" w:sz="4" w:space="0" w:color="F3F4F6"/>
+            </w:tcBorders>
+            <w:shd w:val="clear" w:color="auto" w:fill="FFFFFF"/>
+            <w:tcMar>
+              <w:top w:w="160" w:type="dxa"/>
+              <w:left w:w="200" w:type="dxa"/>
+              <w:bottom w:w="160" w:type="dxa"/>
+              <w:right w:w="200" w:type="dxa"/>
+            </w:tcMar>
+            <w:vAlign w:val="center"/>
+            <w:hideMark/>
+          </w:tcPr>
+          <w:p>
+            <w:r>
+              <w:t>Register cabin button request</w:t>
+            </w:r>
+          </w:p>
+        </w:tc>
+        <w:tc>
+          <w:tcPr>
+            <w:tcW w:w="0" w:type="auto"/>
+            <w:tcBorders>
+              <w:top w:val="single" w:sz="4" w:space="0" w:color="E5E7EB"/>
+              <w:left w:val="single" w:sz="4" w:space="0" w:color="F3F4F6"/>
+              <w:bottom w:val="single" w:sz="4" w:space="0" w:color="E5E7EB"/>
+            </w:tcBorders>
+            <w:shd w:val="clear" w:color="auto" w:fill="FFFFFF"/>
+            <w:tcMar>
+              <w:top w:w="160" w:type="dxa"/>
+              <w:left w:w="200" w:type="dxa"/>
+              <w:bottom w:w="160" w:type="dxa"/>
+              <w:right w:w="200" w:type="dxa"/>
+            </w:tcMar>
+            <w:vAlign w:val="center"/>
+            <w:hideMark/>
+          </w:tcPr>
+          <w:p>
+            <w:r>
+              <w:t xml:space="preserve"> Sequence Diagram – </w:t>
+            </w:r>
+            <w:r>
+              <w:t>addRequest()</w:t>
+            </w:r>
+          </w:p>
+        </w:tc>
+      </w:tr>
+      <w:tr>
+        <w:tc>
+          <w:tcPr>
+            <w:tcW w:w="0" w:type="auto"/>
+            <w:tcBorders>
+              <w:top w:val="single" w:sz="4" w:space="0" w:color="E5E7EB"/>
+              <w:bottom w:val="single" w:sz="4" w:space="0" w:color="E5E7EB"/>
+              <w:right w:val="single" w:sz="4" w:space="0" w:color="F3F4F6"/>
+            </w:tcBorders>
+            <w:shd w:val="clear" w:color="auto" w:fill="FFFFFF"/>
+            <w:tcMar>
+              <w:top w:w="160" w:type="dxa"/>
+              <w:left w:w="200" w:type="dxa"/>
+              <w:bottom w:w="160" w:type="dxa"/>
+              <w:right w:w="200" w:type="dxa"/>
+            </w:tcMar>
+            <w:vAlign w:val="center"/>
+            <w:hideMark/>
+          </w:tcPr>
+          <w:p>
+            <w:r>
+              <w:t>RH-02</w:t>
+            </w:r>
+          </w:p>
+        </w:tc>
+        <w:tc>
+          <w:tcPr>
+            <w:tcW w:w="0" w:type="auto"/>
+            <w:tcBorders>
+              <w:top w:val="single" w:sz="4" w:space="0" w:color="E5E7EB"/>
+              <w:left w:val="single" w:sz="4" w:space="0" w:color="F3F4F6"/>
+              <w:bottom w:val="single" w:sz="4" w:space="0" w:color="E5E7EB"/>
+              <w:right w:val="single" w:sz="4" w:space="0" w:color="F3F4F6"/>
+            </w:tcBorders>
+            <w:shd w:val="clear" w:color="auto" w:fill="FFFFFF"/>
+            <w:tcMar>
+              <w:top w:w="160" w:type="dxa"/>
+              <w:left w:w="200" w:type="dxa"/>
+              <w:bottom w:w="160" w:type="dxa"/>
+              <w:right w:w="200" w:type="dxa"/>
+            </w:tcMar>
+            <w:vAlign w:val="center"/>
+            <w:hideMark/>
+          </w:tcPr>
+          <w:p>
+            <w:r>
+              <w:t>Register floor button request</w:t>
+            </w:r>
+          </w:p>
+        </w:tc>
+        <w:tc>
+          <w:tcPr>
+            <w:tcW w:w="0" w:type="auto"/>
+            <w:tcBorders>
+              <w:top w:val="single" w:sz="4" w:space="0" w:color="E5E7EB"/>
+              <w:left w:val="single" w:sz="4" w:space="0" w:color="F3F4F6"/>
+              <w:bottom w:val="single" w:sz="4" w:space="0" w:color="E5E7EB"/>
+            </w:tcBorders>
+            <w:shd w:val="clear" w:color="auto" w:fill="FFFFFF"/>
+            <w:tcMar>
+              <w:top w:w="160" w:type="dxa"/>
+              <w:left w:w="200" w:type="dxa"/>
+              <w:bottom w:w="160" w:type="dxa"/>
+              <w:right w:w="200" w:type="dxa"/>
+            </w:tcMar>
+            <w:vAlign w:val="center"/>
+            <w:hideMark/>
+          </w:tcPr>
+          <w:p>
+            <w:r>
+              <w:t xml:space="preserve"> </w:t>
+            </w:r>
+            <w:r>
+              <w:t xml:space="preserve">Sequence Diagram – </w:t>
+            </w:r>
+            <w:r>
+              <w:t>addRequest()</w:t>
+            </w:r>
+          </w:p>
+        </w:tc>
+      </w:tr>
+      <w:tr>
+        <w:tc>
+          <w:tcPr>
+            <w:tcW w:w="0" w:type="auto"/>
+            <w:tcBorders>
+              <w:top w:val="single" w:sz="4" w:space="0" w:color="E5E7EB"/>
+              <w:bottom w:val="single" w:sz="4" w:space="0" w:color="E5E7EB"/>
+              <w:right w:val="single" w:sz="4" w:space="0" w:color="F3F4F6"/>
+            </w:tcBorders>
+            <w:shd w:val="clear" w:color="auto" w:fill="FFFFFF"/>
+            <w:tcMar>
+              <w:top w:w="160" w:type="dxa"/>
+              <w:left w:w="200" w:type="dxa"/>
+              <w:bottom w:w="160" w:type="dxa"/>
+              <w:right w:w="200" w:type="dxa"/>
+            </w:tcMar>
+            <w:vAlign w:val="center"/>
+            <w:hideMark/>
+          </w:tcPr>
+          <w:p>
+            <w:r>
+              <w:t>RH-03</w:t>
+            </w:r>
+          </w:p>
+        </w:tc>
+        <w:tc>
+          <w:tcPr>
+            <w:tcW w:w="0" w:type="auto"/>
+            <w:tcBorders>
+              <w:top w:val="single" w:sz="4" w:space="0" w:color="E5E7EB"/>
+              <w:left w:val="single" w:sz="4" w:space="0" w:color="F3F4F6"/>
+              <w:bottom w:val="single" w:sz="4" w:space="0" w:color="E5E7EB"/>
+              <w:right w:val="single" w:sz="4" w:space="0" w:color="F3F4F6"/>
+            </w:tcBorders>
+            <w:shd w:val="clear" w:color="auto" w:fill="FFFFFF"/>
+            <w:tcMar>
+              <w:top w:w="160" w:type="dxa"/>
+              <w:left w:w="200" w:type="dxa"/>
+              <w:bottom w:w="160" w:type="dxa"/>
+              <w:right w:w="200" w:type="dxa"/>
+            </w:tcMar>
+            <w:vAlign w:val="center"/>
+            <w:hideMark/>
+          </w:tcPr>
+          <w:p>
+            <w:pPr>
+              <w:rPr>
+                <w:lang w:val="en-GB"/>
+              </w:rPr>
+            </w:pPr>
+            <w:r>
+              <w:rPr>
+                <w:lang w:val="en-GB"/>
+              </w:rPr>
+              <w:t>Mark request as completed when stopped on floor</w:t>
+            </w:r>
+          </w:p>
+        </w:tc>
+        <w:tc>
+          <w:tcPr>
+            <w:tcW w:w="0" w:type="auto"/>
+            <w:tcBorders>
+              <w:top w:val="single" w:sz="4" w:space="0" w:color="E5E7EB"/>
+              <w:left w:val="single" w:sz="4" w:space="0" w:color="F3F4F6"/>
+              <w:bottom w:val="single" w:sz="4" w:space="0" w:color="E5E7EB"/>
+            </w:tcBorders>
+            <w:shd w:val="clear" w:color="auto" w:fill="FFFFFF"/>
+            <w:tcMar>
+              <w:top w:w="160" w:type="dxa"/>
+              <w:left w:w="200" w:type="dxa"/>
+              <w:bottom w:w="160" w:type="dxa"/>
+              <w:right w:w="200" w:type="dxa"/>
+            </w:tcMar>
+            <w:vAlign w:val="center"/>
+            <w:hideMark/>
+          </w:tcPr>
+          <w:p>
+            <w:r>
+              <w:rPr>
+                <w:lang w:val="en-GB"/>
+              </w:rPr>
+              <w:t xml:space="preserve"> </w:t>
+            </w:r>
+            <w:r>
+              <w:t xml:space="preserve">Sequence Diagram – </w:t>
+            </w:r>
+            <w:r>
+              <w:t>destinationPointComplete()</w:t>
+            </w:r>
+          </w:p>
+        </w:tc>
+      </w:tr>
+      <w:tr>
+        <w:tc>
+          <w:tcPr>
+            <w:tcW w:w="0" w:type="auto"/>
+            <w:tcBorders>
+              <w:top w:val="single" w:sz="4" w:space="0" w:color="E5E7EB"/>
+              <w:bottom w:val="single" w:sz="4" w:space="0" w:color="E5E7EB"/>
+              <w:right w:val="single" w:sz="4" w:space="0" w:color="F3F4F6"/>
+            </w:tcBorders>
+            <w:shd w:val="clear" w:color="auto" w:fill="FFFFFF"/>
+            <w:tcMar>
+              <w:top w:w="160" w:type="dxa"/>
+              <w:left w:w="200" w:type="dxa"/>
+              <w:bottom w:w="160" w:type="dxa"/>
+              <w:right w:w="200" w:type="dxa"/>
+            </w:tcMar>
+            <w:vAlign w:val="center"/>
+            <w:hideMark/>
+          </w:tcPr>
+          <w:p>
+            <w:r>
+              <w:lastRenderedPageBreak/>
+              <w:t>RH-04</w:t>
+            </w:r>
+          </w:p>
+        </w:tc>
+        <w:tc>
+          <w:tcPr>
+            <w:tcW w:w="0" w:type="auto"/>
+            <w:tcBorders>
+              <w:top w:val="single" w:sz="4" w:space="0" w:color="E5E7EB"/>
+              <w:left w:val="single" w:sz="4" w:space="0" w:color="F3F4F6"/>
+              <w:bottom w:val="single" w:sz="4" w:space="0" w:color="E5E7EB"/>
+              <w:right w:val="single" w:sz="4" w:space="0" w:color="F3F4F6"/>
+            </w:tcBorders>
+            <w:shd w:val="clear" w:color="auto" w:fill="FFFFFF"/>
+            <w:tcMar>
+              <w:top w:w="160" w:type="dxa"/>
+              <w:left w:w="200" w:type="dxa"/>
+              <w:bottom w:w="160" w:type="dxa"/>
+              <w:right w:w="200" w:type="dxa"/>
+            </w:tcMar>
+            <w:vAlign w:val="center"/>
+            <w:hideMark/>
+          </w:tcPr>
+          <w:p>
+            <w:pPr>
+              <w:rPr>
+                <w:lang w:val="en-GB"/>
+              </w:rPr>
+            </w:pPr>
+            <w:r>
+              <w:rPr>
+                <w:lang w:val="en-GB"/>
+              </w:rPr>
+              <w:t>Ignore duplicated requests (maintain order)</w:t>
+            </w:r>
+          </w:p>
+        </w:tc>
+        <w:tc>
+          <w:tcPr>
+            <w:tcW w:w="0" w:type="auto"/>
+            <w:tcBorders>
+              <w:top w:val="single" w:sz="4" w:space="0" w:color="E5E7EB"/>
+              <w:left w:val="single" w:sz="4" w:space="0" w:color="F3F4F6"/>
+              <w:bottom w:val="single" w:sz="4" w:space="0" w:color="E5E7EB"/>
+            </w:tcBorders>
+            <w:shd w:val="clear" w:color="auto" w:fill="FFFFFF"/>
+            <w:tcMar>
+              <w:top w:w="160" w:type="dxa"/>
+              <w:left w:w="200" w:type="dxa"/>
+              <w:bottom w:w="160" w:type="dxa"/>
+              <w:right w:w="200" w:type="dxa"/>
+            </w:tcMar>
+            <w:vAlign w:val="center"/>
+            <w:hideMark/>
+          </w:tcPr>
+          <w:p>
+            <w:r>
+              <w:rPr>
+                <w:lang w:val="en-GB"/>
+              </w:rPr>
+              <w:t xml:space="preserve"> </w:t>
+            </w:r>
+            <w:r>
+              <w:t>Sequence Diagram –</w:t>
+            </w:r>
+            <w:r>
+              <w:t>TargetFloor()</w:t>
+            </w:r>
+          </w:p>
+        </w:tc>
+      </w:tr>
+      <w:tr>
+        <w:tc>
+          <w:tcPr>
+            <w:tcW w:w="0" w:type="auto"/>
+            <w:tcBorders>
+              <w:top w:val="single" w:sz="4" w:space="0" w:color="E5E7EB"/>
+              <w:bottom w:val="single" w:sz="4" w:space="0" w:color="E5E7EB"/>
+              <w:right w:val="single" w:sz="4" w:space="0" w:color="F3F4F6"/>
+            </w:tcBorders>
+            <w:shd w:val="clear" w:color="auto" w:fill="FFFFFF"/>
+            <w:tcMar>
+              <w:top w:w="160" w:type="dxa"/>
+              <w:left w:w="200" w:type="dxa"/>
+              <w:bottom w:w="160" w:type="dxa"/>
+              <w:right w:w="200" w:type="dxa"/>
+            </w:tcMar>
+            <w:vAlign w:val="center"/>
+            <w:hideMark/>
+          </w:tcPr>
+          <w:p>
+            <w:r>
+              <w:t>DO-01</w:t>
+            </w:r>
+          </w:p>
+        </w:tc>
+        <w:tc>
+          <w:tcPr>
+            <w:tcW w:w="0" w:type="auto"/>
+            <w:tcBorders>
+              <w:top w:val="single" w:sz="4" w:space="0" w:color="E5E7EB"/>
+              <w:left w:val="single" w:sz="4" w:space="0" w:color="F3F4F6"/>
+              <w:bottom w:val="single" w:sz="4" w:space="0" w:color="E5E7EB"/>
+              <w:right w:val="single" w:sz="4" w:space="0" w:color="F3F4F6"/>
+            </w:tcBorders>
+            <w:shd w:val="clear" w:color="auto" w:fill="FFFFFF"/>
+            <w:tcMar>
+              <w:top w:w="160" w:type="dxa"/>
+              <w:left w:w="200" w:type="dxa"/>
+              <w:bottom w:w="160" w:type="dxa"/>
+              <w:right w:w="200" w:type="dxa"/>
+            </w:tcMar>
+            <w:vAlign w:val="center"/>
+            <w:hideMark/>
+          </w:tcPr>
+          <w:p>
+            <w:pPr>
+              <w:rPr>
+                <w:lang w:val="en-GB"/>
+              </w:rPr>
+            </w:pPr>
+            <w:r>
+              <w:rPr>
+                <w:lang w:val="en-GB"/>
+              </w:rPr>
+              <w:t>Open doors when safely stopped at destination</w:t>
+            </w:r>
+          </w:p>
+        </w:tc>
+        <w:tc>
+          <w:tcPr>
+            <w:tcW w:w="0" w:type="auto"/>
+            <w:tcBorders>
+              <w:top w:val="single" w:sz="4" w:space="0" w:color="E5E7EB"/>
+              <w:left w:val="single" w:sz="4" w:space="0" w:color="F3F4F6"/>
+              <w:bottom w:val="single" w:sz="4" w:space="0" w:color="E5E7EB"/>
+            </w:tcBorders>
+            <w:shd w:val="clear" w:color="auto" w:fill="FFFFFF"/>
+            <w:tcMar>
+              <w:top w:w="160" w:type="dxa"/>
+              <w:left w:w="200" w:type="dxa"/>
+              <w:bottom w:w="160" w:type="dxa"/>
+              <w:right w:w="200" w:type="dxa"/>
+            </w:tcMar>
+            <w:vAlign w:val="center"/>
+            <w:hideMark/>
+          </w:tcPr>
+          <w:p>
+            <w:r>
+              <w:rPr>
+                <w:lang w:val="en-GB"/>
+              </w:rPr>
+              <w:t xml:space="preserve"> </w:t>
+            </w:r>
+            <w:r>
+              <w:t xml:space="preserve">State Diagram – </w:t>
+            </w:r>
+            <w:r>
+              <w:t>Stopped state</w:t>
+            </w:r>
+          </w:p>
+        </w:tc>
+      </w:tr>
+      <w:tr>
+        <w:tc>
+          <w:tcPr>
+            <w:tcW w:w="0" w:type="auto"/>
+            <w:tcBorders>
+              <w:top w:val="single" w:sz="4" w:space="0" w:color="E5E7EB"/>
+              <w:bottom w:val="single" w:sz="4" w:space="0" w:color="E5E7EB"/>
+              <w:right w:val="single" w:sz="4" w:space="0" w:color="F3F4F6"/>
+            </w:tcBorders>
+            <w:shd w:val="clear" w:color="auto" w:fill="FFFFFF"/>
+            <w:tcMar>
+              <w:top w:w="160" w:type="dxa"/>
+              <w:left w:w="200" w:type="dxa"/>
+              <w:bottom w:w="160" w:type="dxa"/>
+              <w:right w:w="200" w:type="dxa"/>
+            </w:tcMar>
+            <w:vAlign w:val="center"/>
+            <w:hideMark/>
+          </w:tcPr>
+          <w:p>
+            <w:r>
+              <w:t>DO-02</w:t>
+            </w:r>
+          </w:p>
+        </w:tc>
+        <w:tc>
+          <w:tcPr>
+            <w:tcW w:w="0" w:type="auto"/>
+            <w:tcBorders>
+              <w:top w:val="single" w:sz="4" w:space="0" w:color="E5E7EB"/>
+              <w:left w:val="single" w:sz="4" w:space="0" w:color="F3F4F6"/>
+              <w:bottom w:val="single" w:sz="4" w:space="0" w:color="E5E7EB"/>
+              <w:right w:val="single" w:sz="4" w:space="0" w:color="F3F4F6"/>
+            </w:tcBorders>
+            <w:shd w:val="clear" w:color="auto" w:fill="FFFFFF"/>
+            <w:tcMar>
+              <w:top w:w="160" w:type="dxa"/>
+              <w:left w:w="200" w:type="dxa"/>
+              <w:bottom w:w="160" w:type="dxa"/>
+              <w:right w:w="200" w:type="dxa"/>
+            </w:tcMar>
+            <w:vAlign w:val="center"/>
+            <w:hideMark/>
+          </w:tcPr>
+          <w:p>
+            <w:pPr>
+              <w:rPr>
+                <w:lang w:val="en-GB"/>
+              </w:rPr>
+            </w:pPr>
+            <w:r>
+              <w:rPr>
+                <w:lang w:val="en-GB"/>
+              </w:rPr>
+              <w:t>Keep doors open for 3 seconds then close</w:t>
+            </w:r>
+          </w:p>
+        </w:tc>
+        <w:tc>
+          <w:tcPr>
+            <w:tcW w:w="0" w:type="auto"/>
+            <w:tcBorders>
+              <w:top w:val="single" w:sz="4" w:space="0" w:color="E5E7EB"/>
+              <w:left w:val="single" w:sz="4" w:space="0" w:color="F3F4F6"/>
+              <w:bottom w:val="single" w:sz="4" w:space="0" w:color="E5E7EB"/>
+            </w:tcBorders>
+            <w:shd w:val="clear" w:color="auto" w:fill="FFFFFF"/>
+            <w:tcMar>
+              <w:top w:w="160" w:type="dxa"/>
+              <w:left w:w="200" w:type="dxa"/>
+              <w:bottom w:w="160" w:type="dxa"/>
+              <w:right w:w="200" w:type="dxa"/>
+            </w:tcMar>
+            <w:vAlign w:val="center"/>
+            <w:hideMark/>
+          </w:tcPr>
+          <w:p>
+            <w:r>
+              <w:rPr>
+                <w:lang w:val="en-GB"/>
+              </w:rPr>
+              <w:t xml:space="preserve"> </w:t>
+            </w:r>
+            <w:r>
+              <w:t>State diagram</w:t>
+            </w:r>
+            <w:r>
+              <w:t xml:space="preserve"> – </w:t>
+            </w:r>
+            <w:r>
+              <w:t>Stopped state</w:t>
+            </w:r>
+          </w:p>
+        </w:tc>
+      </w:tr>
+      <w:tr>
+        <w:tc>
+          <w:tcPr>
+            <w:tcW w:w="0" w:type="auto"/>
+            <w:tcBorders>
+              <w:top w:val="single" w:sz="4" w:space="0" w:color="E5E7EB"/>
+              <w:bottom w:val="single" w:sz="4" w:space="0" w:color="E5E7EB"/>
+              <w:right w:val="single" w:sz="4" w:space="0" w:color="F3F4F6"/>
+            </w:tcBorders>
+            <w:shd w:val="clear" w:color="auto" w:fill="FFFFFF"/>
+            <w:tcMar>
+              <w:top w:w="160" w:type="dxa"/>
+              <w:left w:w="200" w:type="dxa"/>
+              <w:bottom w:w="160" w:type="dxa"/>
+              <w:right w:w="200" w:type="dxa"/>
+            </w:tcMar>
+            <w:vAlign w:val="center"/>
+            <w:hideMark/>
+          </w:tcPr>
+          <w:p>
+            <w:r>
+              <w:t>SO-01</w:t>
+            </w:r>
+          </w:p>
+        </w:tc>
+        <w:tc>
+          <w:tcPr>
+            <w:tcW w:w="0" w:type="auto"/>
+            <w:tcBorders>
+              <w:top w:val="single" w:sz="4" w:space="0" w:color="E5E7EB"/>
+              <w:left w:val="single" w:sz="4" w:space="0" w:color="F3F4F6"/>
+              <w:bottom w:val="single" w:sz="4" w:space="0" w:color="E5E7EB"/>
+              <w:right w:val="single" w:sz="4" w:space="0" w:color="F3F4F6"/>
+            </w:tcBorders>
+            <w:shd w:val="clear" w:color="auto" w:fill="FFFFFF"/>
+            <w:tcMar>
+              <w:top w:w="160" w:type="dxa"/>
+              <w:left w:w="200" w:type="dxa"/>
+              <w:bottom w:w="160" w:type="dxa"/>
+              <w:right w:w="200" w:type="dxa"/>
+            </w:tcMar>
+            <w:vAlign w:val="center"/>
+            <w:hideMark/>
+          </w:tcPr>
+          <w:p>
+            <w:pPr>
+              <w:rPr>
+                <w:lang w:val="en-GB"/>
+              </w:rPr>
+            </w:pPr>
+            <w:r>
+              <w:rPr>
+                <w:lang w:val="en-GB"/>
+              </w:rPr>
+              <w:t>Move cabin only when all doors are closed</w:t>
+            </w:r>
+          </w:p>
+        </w:tc>
+        <w:tc>
+          <w:tcPr>
+            <w:tcW w:w="0" w:type="auto"/>
+            <w:tcBorders>
+              <w:top w:val="single" w:sz="4" w:space="0" w:color="E5E7EB"/>
+              <w:left w:val="single" w:sz="4" w:space="0" w:color="F3F4F6"/>
+              <w:bottom w:val="single" w:sz="4" w:space="0" w:color="E5E7EB"/>
+            </w:tcBorders>
+            <w:shd w:val="clear" w:color="auto" w:fill="FFFFFF"/>
+            <w:tcMar>
+              <w:top w:w="160" w:type="dxa"/>
+              <w:left w:w="200" w:type="dxa"/>
+              <w:bottom w:w="160" w:type="dxa"/>
+              <w:right w:w="200" w:type="dxa"/>
+            </w:tcMar>
+            <w:vAlign w:val="center"/>
+            <w:hideMark/>
+          </w:tcPr>
+          <w:p>
+            <w:r>
+              <w:rPr>
+                <w:lang w:val="en-GB"/>
+              </w:rPr>
+              <w:t xml:space="preserve"> </w:t>
+            </w:r>
+            <w:r>
+              <w:t>State diagram</w:t>
+            </w:r>
+            <w:r>
+              <w:t xml:space="preserve"> </w:t>
+            </w:r>
+            <w:r>
+              <w:t xml:space="preserve">– </w:t>
+            </w:r>
+            <w:r>
+              <w:t>Stopped state</w:t>
+            </w:r>
+          </w:p>
+          <w:p>
+            <w:r>
+              <w:t>Sequence Diagram –</w:t>
+            </w:r>
+            <w:r>
+              <w:t>allClose</w:t>
+            </w:r>
+            <w:r>
+              <w:t>d</w:t>
+            </w:r>
+            <w:r>
+              <w:t>()</w:t>
+            </w:r>
+          </w:p>
+          <w:p>
+            <w:pPr>
+              <w:rPr>
+                <w:lang w:val="en-GB"/>
+              </w:rPr>
+            </w:pPr>
+          </w:p>
+        </w:tc>
+      </w:tr>
+      <w:tr>
+        <w:tc>
+          <w:tcPr>
+            <w:tcW w:w="0" w:type="auto"/>
+            <w:tcBorders>
+              <w:top w:val="single" w:sz="4" w:space="0" w:color="E5E7EB"/>
+              <w:bottom w:val="single" w:sz="4" w:space="0" w:color="E5E7EB"/>
+              <w:right w:val="single" w:sz="4" w:space="0" w:color="F3F4F6"/>
+            </w:tcBorders>
+            <w:shd w:val="clear" w:color="auto" w:fill="FFFFFF"/>
+            <w:tcMar>
+              <w:top w:w="160" w:type="dxa"/>
+              <w:left w:w="200" w:type="dxa"/>
+              <w:bottom w:w="160" w:type="dxa"/>
+              <w:right w:w="200" w:type="dxa"/>
+            </w:tcMar>
+            <w:vAlign w:val="center"/>
+            <w:hideMark/>
+          </w:tcPr>
+          <w:p>
+            <w:r>
+              <w:t>SO-02</w:t>
+            </w:r>
+          </w:p>
+        </w:tc>
+        <w:tc>
+          <w:tcPr>
+            <w:tcW w:w="0" w:type="auto"/>
+            <w:tcBorders>
+              <w:top w:val="single" w:sz="4" w:space="0" w:color="E5E7EB"/>
+              <w:left w:val="single" w:sz="4" w:space="0" w:color="F3F4F6"/>
+              <w:bottom w:val="single" w:sz="4" w:space="0" w:color="E5E7EB"/>
+              <w:right w:val="single" w:sz="4" w:space="0" w:color="F3F4F6"/>
+            </w:tcBorders>
+            <w:shd w:val="clear" w:color="auto" w:fill="FFFFFF"/>
+            <w:tcMar>
+              <w:top w:w="160" w:type="dxa"/>
+              <w:left w:w="200" w:type="dxa"/>
+              <w:bottom w:w="160" w:type="dxa"/>
+              <w:right w:w="200" w:type="dxa"/>
+            </w:tcMar>
+            <w:vAlign w:val="center"/>
+            <w:hideMark/>
+          </w:tcPr>
+          <w:p>
+            <w:pPr>
+              <w:rPr>
+                <w:lang w:val="en-GB"/>
+              </w:rPr>
+            </w:pPr>
+            <w:r>
+              <w:rPr>
+                <w:lang w:val="en-GB"/>
+              </w:rPr>
+              <w:t>Open doors only when cabin is stopped on floor</w:t>
+            </w:r>
+          </w:p>
+        </w:tc>
+        <w:tc>
+          <w:tcPr>
+            <w:tcW w:w="0" w:type="auto"/>
+            <w:tcBorders>
+              <w:top w:val="single" w:sz="4" w:space="0" w:color="E5E7EB"/>
+              <w:left w:val="single" w:sz="4" w:space="0" w:color="F3F4F6"/>
+              <w:bottom w:val="single" w:sz="4" w:space="0" w:color="E5E7EB"/>
+            </w:tcBorders>
+            <w:shd w:val="clear" w:color="auto" w:fill="FFFFFF"/>
+            <w:tcMar>
+              <w:top w:w="160" w:type="dxa"/>
+              <w:left w:w="200" w:type="dxa"/>
+              <w:bottom w:w="160" w:type="dxa"/>
+              <w:right w:w="200" w:type="dxa"/>
+            </w:tcMar>
+            <w:vAlign w:val="center"/>
+            <w:hideMark/>
+          </w:tcPr>
+          <w:p>
+            <w:pPr>
+              <w:rPr>
+                <w:lang w:val="en-GB"/>
+              </w:rPr>
+            </w:pPr>
+            <w:r>
+              <w:rPr>
+                <w:lang w:val="en-GB"/>
+              </w:rPr>
+              <w:t>State diagram – Stopped state</w:t>
+            </w:r>
+          </w:p>
+          <w:p>
+            <w:pPr>
+              <w:rPr>
+                <w:lang w:val="en-GB"/>
+              </w:rPr>
+            </w:pPr>
+            <w:r>
+              <w:rPr>
+                <w:lang w:val="en-GB"/>
+              </w:rPr>
+              <w:t>Sequence Diagram –</w:t>
+            </w:r>
+            <w:r>
+              <w:rPr>
+                <w:lang w:val="en-GB"/>
+              </w:rPr>
+              <w:t>openDoors()</w:t>
+            </w:r>
+          </w:p>
+        </w:tc>
+      </w:tr>
+      <w:tr>
+        <w:tc>
+          <w:tcPr>
+            <w:tcW w:w="0" w:type="auto"/>
+            <w:tcBorders>
+              <w:top w:val="single" w:sz="4" w:space="0" w:color="E5E7EB"/>
+              <w:bottom w:val="single" w:sz="4" w:space="0" w:color="E5E7EB"/>
+              <w:right w:val="single" w:sz="4" w:space="0" w:color="F3F4F6"/>
+            </w:tcBorders>
+            <w:shd w:val="clear" w:color="auto" w:fill="FFFFFF"/>
+            <w:tcMar>
+              <w:top w:w="160" w:type="dxa"/>
+              <w:left w:w="200" w:type="dxa"/>
+              <w:bottom w:w="160" w:type="dxa"/>
+              <w:right w:w="200" w:type="dxa"/>
+            </w:tcMar>
+            <w:vAlign w:val="center"/>
+            <w:hideMark/>
+          </w:tcPr>
+          <w:p>
+            <w:r>
+              <w:t>OF-01</w:t>
+            </w:r>
+          </w:p>
+        </w:tc>
+        <w:tc>
+          <w:tcPr>
+            <w:tcW w:w="0" w:type="auto"/>
+            <w:tcBorders>
+              <w:top w:val="single" w:sz="4" w:space="0" w:color="E5E7EB"/>
+              <w:left w:val="single" w:sz="4" w:space="0" w:color="F3F4F6"/>
+              <w:bottom w:val="single" w:sz="4" w:space="0" w:color="E5E7EB"/>
+              <w:right w:val="single" w:sz="4" w:space="0" w:color="F3F4F6"/>
+            </w:tcBorders>
+            <w:shd w:val="clear" w:color="auto" w:fill="FFFFFF"/>
+            <w:tcMar>
+              <w:top w:w="160" w:type="dxa"/>
+              <w:left w:w="200" w:type="dxa"/>
+              <w:bottom w:w="160" w:type="dxa"/>
+              <w:right w:w="200" w:type="dxa"/>
+            </w:tcMar>
+            <w:vAlign w:val="center"/>
+            <w:hideMark/>
+          </w:tcPr>
+          <w:p>
+            <w:pPr>
+              <w:rPr>
+                <w:lang w:val="en-GB"/>
+              </w:rPr>
+            </w:pPr>
+            <w:r>
+              <w:rPr>
+                <w:lang w:val="en-GB"/>
+              </w:rPr>
+              <w:t>Turn ON floor button indicator on request</w:t>
+            </w:r>
+          </w:p>
+        </w:tc>
+        <w:tc>
+          <w:tcPr>
+            <w:tcW w:w="0" w:type="auto"/>
+            <w:tcBorders>
+              <w:top w:val="single" w:sz="4" w:space="0" w:color="E5E7EB"/>
+              <w:left w:val="single" w:sz="4" w:space="0" w:color="F3F4F6"/>
+              <w:bottom w:val="single" w:sz="4" w:space="0" w:color="E5E7EB"/>
+            </w:tcBorders>
+            <w:shd w:val="clear" w:color="auto" w:fill="FFFFFF"/>
+            <w:tcMar>
+              <w:top w:w="160" w:type="dxa"/>
+              <w:left w:w="200" w:type="dxa"/>
+              <w:bottom w:w="160" w:type="dxa"/>
+              <w:right w:w="200" w:type="dxa"/>
+            </w:tcMar>
+            <w:vAlign w:val="center"/>
+            <w:hideMark/>
+          </w:tcPr>
+          <w:p>
+            <w:r>
+              <w:rPr>
+                <w:lang w:val="en-GB"/>
+              </w:rPr>
+              <w:t xml:space="preserve"> </w:t>
+            </w:r>
+            <w:r>
+              <w:rPr>
+                <w:lang w:val="en-GB"/>
+              </w:rPr>
+              <w:t>Sequence Diagram –</w:t>
+            </w:r>
+            <w:r>
+              <w:rPr>
+                <w:lang w:val="en-GB"/>
+              </w:rPr>
+              <w:t>addRequest</w:t>
+            </w:r>
+            <w:r>
+              <w:rPr>
+                <w:lang w:val="en-GB"/>
+              </w:rPr>
+              <w:t>()</w:t>
+            </w:r>
+          </w:p>
+        </w:tc>
+      </w:tr>
+      <w:tr>
+        <w:tc>
+          <w:tcPr>
+            <w:tcW w:w="0" w:type="auto"/>
+            <w:tcBorders>
+              <w:top w:val="single" w:sz="4" w:space="0" w:color="E5E7EB"/>
+              <w:bottom w:val="single" w:sz="4" w:space="0" w:color="E5E7EB"/>
+              <w:right w:val="single" w:sz="4" w:space="0" w:color="F3F4F6"/>
+            </w:tcBorders>
+            <w:shd w:val="clear" w:color="auto" w:fill="FFFFFF"/>
+            <w:tcMar>
+              <w:top w:w="160" w:type="dxa"/>
+              <w:left w:w="200" w:type="dxa"/>
+              <w:bottom w:w="160" w:type="dxa"/>
+              <w:right w:w="200" w:type="dxa"/>
+            </w:tcMar>
+            <w:vAlign w:val="center"/>
+            <w:hideMark/>
+          </w:tcPr>
+          <w:p>
+            <w:r>
+              <w:t>OF-02</w:t>
+            </w:r>
+          </w:p>
+        </w:tc>
+        <w:tc>
+          <w:tcPr>
+            <w:tcW w:w="0" w:type="auto"/>
+            <w:tcBorders>
+              <w:top w:val="single" w:sz="4" w:space="0" w:color="E5E7EB"/>
+              <w:left w:val="single" w:sz="4" w:space="0" w:color="F3F4F6"/>
+              <w:bottom w:val="single" w:sz="4" w:space="0" w:color="E5E7EB"/>
+              <w:right w:val="single" w:sz="4" w:space="0" w:color="F3F4F6"/>
+            </w:tcBorders>
+            <w:shd w:val="clear" w:color="auto" w:fill="FFFFFF"/>
+            <w:tcMar>
+              <w:top w:w="160" w:type="dxa"/>
+              <w:left w:w="200" w:type="dxa"/>
+              <w:bottom w:w="160" w:type="dxa"/>
+              <w:right w:w="200" w:type="dxa"/>
+            </w:tcMar>
+            <w:vAlign w:val="center"/>
+            <w:hideMark/>
+          </w:tcPr>
+          <w:p>
+            <w:pPr>
+              <w:rPr>
+                <w:lang w:val="en-GB"/>
+              </w:rPr>
+            </w:pPr>
+            <w:r>
+              <w:rPr>
+                <w:lang w:val="en-GB"/>
+              </w:rPr>
+              <w:t>Turn ON cabin button indicator on request</w:t>
+            </w:r>
+          </w:p>
+        </w:tc>
+        <w:tc>
+          <w:tcPr>
+            <w:tcW w:w="0" w:type="auto"/>
+            <w:tcBorders>
+              <w:top w:val="single" w:sz="4" w:space="0" w:color="E5E7EB"/>
+              <w:left w:val="single" w:sz="4" w:space="0" w:color="F3F4F6"/>
+              <w:bottom w:val="single" w:sz="4" w:space="0" w:color="E5E7EB"/>
+            </w:tcBorders>
+            <w:shd w:val="clear" w:color="auto" w:fill="FFFFFF"/>
+            <w:tcMar>
+              <w:top w:w="160" w:type="dxa"/>
+              <w:left w:w="200" w:type="dxa"/>
+              <w:bottom w:w="160" w:type="dxa"/>
+              <w:right w:w="200" w:type="dxa"/>
+            </w:tcMar>
+            <w:vAlign w:val="center"/>
+            <w:hideMark/>
+          </w:tcPr>
+          <w:p>
+            <w:r>
+              <w:rPr>
+                <w:lang w:val="en-GB"/>
+              </w:rPr>
+              <w:t xml:space="preserve"> </w:t>
+            </w:r>
+            <w:r>
+              <w:rPr>
+                <w:lang w:val="en-GB"/>
+              </w:rPr>
+              <w:t>Sequence Diagram –</w:t>
+            </w:r>
+            <w:r>
+              <w:rPr>
+                <w:lang w:val="en-GB"/>
+              </w:rPr>
+              <w:t>addRequest()</w:t>
+            </w:r>
+          </w:p>
+        </w:tc>
+      </w:tr>
+      <w:tr>
+        <w:tc>
+          <w:tcPr>
+            <w:tcW w:w="0" w:type="auto"/>
+            <w:tcBorders>
+              <w:top w:val="single" w:sz="4" w:space="0" w:color="E5E7EB"/>
+              <w:bottom w:val="single" w:sz="4" w:space="0" w:color="E5E7EB"/>
+              <w:right w:val="single" w:sz="4" w:space="0" w:color="F3F4F6"/>
+            </w:tcBorders>
+            <w:shd w:val="clear" w:color="auto" w:fill="FFFFFF"/>
+            <w:tcMar>
+              <w:top w:w="160" w:type="dxa"/>
+              <w:left w:w="200" w:type="dxa"/>
+              <w:bottom w:w="160" w:type="dxa"/>
+              <w:right w:w="200" w:type="dxa"/>
+            </w:tcMar>
+            <w:vAlign w:val="center"/>
+            <w:hideMark/>
+          </w:tcPr>
+          <w:p>
+            <w:r>
+              <w:t>OF-03</w:t>
+            </w:r>
+          </w:p>
+        </w:tc>
+        <w:tc>
+          <w:tcPr>
+            <w:tcW w:w="0" w:type="auto"/>
+            <w:tcBorders>
+              <w:top w:val="single" w:sz="4" w:space="0" w:color="E5E7EB"/>
+              <w:left w:val="single" w:sz="4" w:space="0" w:color="F3F4F6"/>
+              <w:bottom w:val="single" w:sz="4" w:space="0" w:color="E5E7EB"/>
+              <w:right w:val="single" w:sz="4" w:space="0" w:color="F3F4F6"/>
+            </w:tcBorders>
+            <w:shd w:val="clear" w:color="auto" w:fill="FFFFFF"/>
+            <w:tcMar>
+              <w:top w:w="160" w:type="dxa"/>
+              <w:left w:w="200" w:type="dxa"/>
+              <w:bottom w:w="160" w:type="dxa"/>
+              <w:right w:w="200" w:type="dxa"/>
+            </w:tcMar>
+            <w:vAlign w:val="center"/>
+            <w:hideMark/>
+          </w:tcPr>
+          <w:p>
+            <w:pPr>
+              <w:rPr>
+                <w:lang w:val="en-GB"/>
+              </w:rPr>
+            </w:pPr>
+            <w:r>
+              <w:rPr>
+                <w:lang w:val="en-GB"/>
+              </w:rPr>
+              <w:t>Turn OFF indicators when request is completed</w:t>
+            </w:r>
+          </w:p>
+        </w:tc>
+        <w:tc>
+          <w:tcPr>
+            <w:tcW w:w="0" w:type="auto"/>
+            <w:tcBorders>
+              <w:top w:val="single" w:sz="4" w:space="0" w:color="E5E7EB"/>
+              <w:left w:val="single" w:sz="4" w:space="0" w:color="F3F4F6"/>
+              <w:bottom w:val="single" w:sz="4" w:space="0" w:color="E5E7EB"/>
+            </w:tcBorders>
+            <w:shd w:val="clear" w:color="auto" w:fill="FFFFFF"/>
+            <w:tcMar>
+              <w:top w:w="160" w:type="dxa"/>
+              <w:left w:w="200" w:type="dxa"/>
+              <w:bottom w:w="160" w:type="dxa"/>
+              <w:right w:w="200" w:type="dxa"/>
+            </w:tcMar>
+            <w:vAlign w:val="center"/>
+            <w:hideMark/>
+          </w:tcPr>
+          <w:p>
+            <w:r>
+              <w:rPr>
+                <w:lang w:val="en-GB"/>
+              </w:rPr>
+              <w:t xml:space="preserve"> </w:t>
+            </w:r>
+            <w:r>
+              <w:rPr>
+                <w:lang w:val="en-GB"/>
+              </w:rPr>
+              <w:t>Sequence Diagram –</w:t>
+            </w:r>
+            <w:r>
+              <w:t xml:space="preserve"> </w:t>
+            </w:r>
+            <w:r>
+              <w:t>destinationPointComplete()</w:t>
+            </w:r>
+          </w:p>
+        </w:tc>
+      </w:tr>
+      <w:tr>
+        <w:tc>
+          <w:tcPr>
+            <w:tcW w:w="0" w:type="auto"/>
+            <w:tcBorders>
+              <w:top w:val="single" w:sz="4" w:space="0" w:color="E5E7EB"/>
+              <w:bottom w:val="single" w:sz="4" w:space="0" w:color="E5E7EB"/>
+              <w:right w:val="single" w:sz="4" w:space="0" w:color="F3F4F6"/>
+            </w:tcBorders>
+            <w:shd w:val="clear" w:color="auto" w:fill="FFFFFF"/>
+            <w:tcMar>
+              <w:top w:w="160" w:type="dxa"/>
+              <w:left w:w="200" w:type="dxa"/>
+              <w:bottom w:w="160" w:type="dxa"/>
+              <w:right w:w="200" w:type="dxa"/>
+            </w:tcMar>
+            <w:vAlign w:val="center"/>
+            <w:hideMark/>
+          </w:tcPr>
+          <w:p>
+            <w:r>
+              <w:t>CI-01</w:t>
+            </w:r>
+          </w:p>
+        </w:tc>
+        <w:tc>
+          <w:tcPr>
+            <w:tcW w:w="0" w:type="auto"/>
+            <w:tcBorders>
+              <w:top w:val="single" w:sz="4" w:space="0" w:color="E5E7EB"/>
+              <w:left w:val="single" w:sz="4" w:space="0" w:color="F3F4F6"/>
+              <w:bottom w:val="single" w:sz="4" w:space="0" w:color="E5E7EB"/>
+              <w:right w:val="single" w:sz="4" w:space="0" w:color="F3F4F6"/>
+            </w:tcBorders>
+            <w:shd w:val="clear" w:color="auto" w:fill="FFFFFF"/>
+            <w:tcMar>
+              <w:top w:w="160" w:type="dxa"/>
+              <w:left w:w="200" w:type="dxa"/>
+              <w:bottom w:w="160" w:type="dxa"/>
+              <w:right w:w="200" w:type="dxa"/>
+            </w:tcMar>
+            <w:vAlign w:val="center"/>
+            <w:hideMark/>
+          </w:tcPr>
+          <w:p>
+            <w:pPr>
+              <w:rPr>
+                <w:lang w:val="en-GB"/>
+              </w:rPr>
+            </w:pPr>
+            <w:r>
+              <w:rPr>
+                <w:lang w:val="en-GB"/>
+              </w:rPr>
+              <w:t>Clear all stored requests on initialization</w:t>
+            </w:r>
+          </w:p>
+        </w:tc>
+        <w:tc>
+          <w:tcPr>
+            <w:tcW w:w="0" w:type="auto"/>
+            <w:tcBorders>
+              <w:top w:val="single" w:sz="4" w:space="0" w:color="E5E7EB"/>
+              <w:left w:val="single" w:sz="4" w:space="0" w:color="F3F4F6"/>
+              <w:bottom w:val="single" w:sz="4" w:space="0" w:color="E5E7EB"/>
+            </w:tcBorders>
+            <w:shd w:val="clear" w:color="auto" w:fill="FFFFFF"/>
+            <w:tcMar>
+              <w:top w:w="160" w:type="dxa"/>
+              <w:left w:w="200" w:type="dxa"/>
+              <w:bottom w:w="160" w:type="dxa"/>
+              <w:right w:w="200" w:type="dxa"/>
+            </w:tcMar>
+            <w:vAlign w:val="center"/>
+            <w:hideMark/>
+          </w:tcPr>
+          <w:p>
+            <w:r>
+              <w:rPr>
+                <w:lang w:val="en-GB"/>
+              </w:rPr>
+              <w:t xml:space="preserve"> </w:t>
+            </w:r>
+            <w:r>
+              <w:t xml:space="preserve">State Diagram – </w:t>
+            </w:r>
+            <w:r>
+              <w:t>init()</w:t>
+            </w:r>
+          </w:p>
+        </w:tc>
+      </w:tr>
+      <w:tr>
+        <w:tc>
+          <w:tcPr>
+            <w:tcW w:w="0" w:type="auto"/>
+            <w:tcBorders>
+              <w:top w:val="single" w:sz="4" w:space="0" w:color="E5E7EB"/>
+              <w:bottom w:val="single" w:sz="4" w:space="0" w:color="E5E7EB"/>
+              <w:right w:val="single" w:sz="4" w:space="0" w:color="F3F4F6"/>
+            </w:tcBorders>
+            <w:shd w:val="clear" w:color="auto" w:fill="FFFFFF"/>
+            <w:tcMar>
+              <w:top w:w="160" w:type="dxa"/>
+              <w:left w:w="200" w:type="dxa"/>
+              <w:bottom w:w="160" w:type="dxa"/>
+              <w:right w:w="200" w:type="dxa"/>
+            </w:tcMar>
+            <w:vAlign w:val="center"/>
+            <w:hideMark/>
+          </w:tcPr>
+          <w:p>
+            <w:r>
+              <w:t>CI-02</w:t>
+            </w:r>
+          </w:p>
+        </w:tc>
+        <w:tc>
+          <w:tcPr>
+            <w:tcW w:w="0" w:type="auto"/>
+            <w:tcBorders>
+              <w:top w:val="single" w:sz="4" w:space="0" w:color="E5E7EB"/>
+              <w:left w:val="single" w:sz="4" w:space="0" w:color="F3F4F6"/>
+              <w:bottom w:val="single" w:sz="4" w:space="0" w:color="E5E7EB"/>
+              <w:right w:val="single" w:sz="4" w:space="0" w:color="F3F4F6"/>
+            </w:tcBorders>
+            <w:shd w:val="clear" w:color="auto" w:fill="FFFFFF"/>
+            <w:tcMar>
+              <w:top w:w="160" w:type="dxa"/>
+              <w:left w:w="200" w:type="dxa"/>
+              <w:bottom w:w="160" w:type="dxa"/>
+              <w:right w:w="200" w:type="dxa"/>
+            </w:tcMar>
+            <w:vAlign w:val="center"/>
+            <w:hideMark/>
+          </w:tcPr>
+          <w:p>
+            <w:pPr>
+              <w:rPr>
+                <w:lang w:val="en-GB"/>
+              </w:rPr>
+            </w:pPr>
+            <w:r>
+              <w:rPr>
+                <w:lang w:val="en-GB"/>
+              </w:rPr>
+              <w:t>Start normal operation if no conflicting data</w:t>
+            </w:r>
+          </w:p>
+        </w:tc>
+        <w:tc>
+          <w:tcPr>
+            <w:tcW w:w="0" w:type="auto"/>
+            <w:tcBorders>
+              <w:top w:val="single" w:sz="4" w:space="0" w:color="E5E7EB"/>
+              <w:left w:val="single" w:sz="4" w:space="0" w:color="F3F4F6"/>
+              <w:bottom w:val="single" w:sz="4" w:space="0" w:color="E5E7EB"/>
+            </w:tcBorders>
+            <w:shd w:val="clear" w:color="auto" w:fill="FFFFFF"/>
+            <w:tcMar>
+              <w:top w:w="160" w:type="dxa"/>
+              <w:left w:w="200" w:type="dxa"/>
+              <w:bottom w:w="160" w:type="dxa"/>
+              <w:right w:w="200" w:type="dxa"/>
+            </w:tcMar>
+            <w:vAlign w:val="center"/>
+            <w:hideMark/>
+          </w:tcPr>
+          <w:p>
+            <w:r>
+              <w:rPr>
+                <w:lang w:val="en-GB"/>
+              </w:rPr>
+              <w:t xml:space="preserve"> </w:t>
+            </w:r>
+            <w:r>
+              <w:t>State Diagram –</w:t>
+            </w:r>
+            <w:r>
+              <w:t xml:space="preserve"> init()</w:t>
+            </w:r>
+          </w:p>
+        </w:tc>
+      </w:tr>
+    </w:tbl>
     <w:p>
       <w:pPr>
         <w:rPr>
@@ -2137,6 +4685,7 @@
   <w:style w:type="paragraph" w:default="1" w:styleId="Normal">
     <w:name w:val="Normal"/>
     <w:qFormat/>
+    <w:rsid w:val="00E2105F"/>
   </w:style>
   <w:style w:type="paragraph" w:styleId="Heading1">
     <w:name w:val="heading 1"/>
@@ -2665,6 +5214,55 @@
       <w:spacing w:val="5"/>
     </w:rPr>
   </w:style>
+  <w:style w:type="table" w:styleId="TableGrid">
+    <w:name w:val="Table Grid"/>
+    <w:basedOn w:val="TableNormal"/>
+    <w:uiPriority w:val="39"/>
+    <w:rsid w:val="003073FE"/>
+    <w:pPr>
+      <w:spacing w:after="0" w:line="240" w:lineRule="auto"/>
+    </w:pPr>
+    <w:tblPr>
+      <w:tblBorders>
+        <w:top w:val="single" w:sz="4" w:space="0" w:color="auto"/>
+        <w:left w:val="single" w:sz="4" w:space="0" w:color="auto"/>
+        <w:bottom w:val="single" w:sz="4" w:space="0" w:color="auto"/>
+        <w:right w:val="single" w:sz="4" w:space="0" w:color="auto"/>
+        <w:insideH w:val="single" w:sz="4" w:space="0" w:color="auto"/>
+        <w:insideV w:val="single" w:sz="4" w:space="0" w:color="auto"/>
+      </w:tblBorders>
+    </w:tblPr>
+  </w:style>
+  <w:style w:type="character" w:styleId="Strong">
+    <w:name w:val="Strong"/>
+    <w:basedOn w:val="DefaultParagraphFont"/>
+    <w:uiPriority w:val="22"/>
+    <w:qFormat/>
+    <w:rsid w:val="00937808"/>
+    <w:rPr>
+      <w:b/>
+      <w:bCs/>
+    </w:rPr>
+  </w:style>
+  <w:style w:type="paragraph" w:styleId="Caption">
+    <w:name w:val="caption"/>
+    <w:basedOn w:val="Normal"/>
+    <w:next w:val="Normal"/>
+    <w:uiPriority w:val="35"/>
+    <w:unhideWhenUsed/>
+    <w:qFormat/>
+    <w:rsid w:val="00937808"/>
+    <w:pPr>
+      <w:spacing w:after="200" w:line="240" w:lineRule="auto"/>
+    </w:pPr>
+    <w:rPr>
+      <w:i/>
+      <w:iCs/>
+      <w:color w:val="0E2841" w:themeColor="text2"/>
+      <w:sz w:val="18"/>
+      <w:szCs w:val="18"/>
+    </w:rPr>
+  </w:style>
 </w:styles>
 </file>
 

--- a/Documentation/Requirements.docx
+++ b/Documentation/Requirements.docx
@@ -1593,6 +1593,7 @@
           <w:rStyle w:val="Strong"/>
           <w:sz w:val="28"/>
           <w:szCs w:val="28"/>
+          <w:lang w:val="en-GB"/>
         </w:rPr>
       </w:pPr>
       <w:r>
@@ -1600,6 +1601,7 @@
           <w:rStyle w:val="Strong"/>
           <w:sz w:val="28"/>
           <w:szCs w:val="28"/>
+          <w:lang w:val="en-GB"/>
         </w:rPr>
         <w:t>Logical Design</w:t>
       </w:r>
@@ -1872,14 +1874,23 @@
     <w:p>
       <w:pPr>
         <w:pStyle w:val="Caption"/>
-      </w:pPr>
-      <w:r>
+        <w:rPr>
+          <w:lang w:val="en-GB"/>
+        </w:rPr>
+      </w:pPr>
+      <w:r>
+        <w:rPr>
+          <w:lang w:val="en-GB"/>
+        </w:rPr>
         <w:t xml:space="preserve">Figure </w:t>
       </w:r>
       <w:r>
         <w:fldChar w:fldCharType="begin"/>
       </w:r>
       <w:r>
+        <w:rPr>
+          <w:lang w:val="en-GB"/>
+        </w:rPr>
         <w:instrText xml:space="preserve"> SEQ Figure \* ARABIC </w:instrText>
       </w:r>
       <w:r>
@@ -1888,6 +1899,7 @@
       <w:r>
         <w:rPr>
           <w:noProof/>
+          <w:lang w:val="en-GB"/>
         </w:rPr>
         <w:t>1</w:t>
       </w:r>
@@ -1895,6 +1907,9 @@
         <w:fldChar w:fldCharType="end"/>
       </w:r>
       <w:r>
+        <w:rPr>
+          <w:lang w:val="en-GB"/>
+        </w:rPr>
         <w:t>Timing diagram</w:t>
       </w:r>
     </w:p>
@@ -1905,6 +1920,7 @@
           <w:lang w:val="en-GB"/>
         </w:rPr>
       </w:pPr>
+      <w:proofErr w:type="spellStart"/>
       <w:r>
         <w:rPr>
           <w:b/>
@@ -1912,7 +1928,16 @@
           <w:lang w:val="en-GB"/>
         </w:rPr>
         <w:lastRenderedPageBreak/>
-        <w:t>addRequest()</w:t>
+        <w:t>addRequest</w:t>
+      </w:r>
+      <w:proofErr w:type="spellEnd"/>
+      <w:r>
+        <w:rPr>
+          <w:b/>
+          <w:bCs/>
+          <w:lang w:val="en-GB"/>
+        </w:rPr>
+        <w:t>()</w:t>
       </w:r>
       <w:r>
         <w:rPr>
@@ -2024,15 +2049,7 @@
           <w:bCs/>
           <w:lang w:val="en-GB"/>
         </w:rPr>
-        <w:t>close</w:t>
-      </w:r>
-      <w:r>
-        <w:rPr>
-          <w:b/>
-          <w:bCs/>
-          <w:lang w:val="en-GB"/>
-        </w:rPr>
-        <w:t>Doors()</w:t>
+        <w:t>closeDoors()</w:t>
       </w:r>
       <w:r>
         <w:rPr>
@@ -2044,19 +2061,7 @@
         <w:rPr>
           <w:lang w:val="en-GB"/>
         </w:rPr>
-        <w:t xml:space="preserve">- information to door operator to </w:t>
-      </w:r>
-      <w:r>
-        <w:rPr>
-          <w:lang w:val="en-GB"/>
-        </w:rPr>
-        <w:t>close</w:t>
-      </w:r>
-      <w:r>
-        <w:rPr>
-          <w:lang w:val="en-GB"/>
-        </w:rPr>
-        <w:t xml:space="preserve"> doors</w:t>
+        <w:t>- information to door operator to close doors</w:t>
       </w:r>
     </w:p>
     <w:p>
@@ -2426,12 +2431,18 @@
         </w:rPr>
       </w:pPr>
       <w:r>
+        <w:rPr>
+          <w:lang w:val="en-GB"/>
+        </w:rPr>
         <w:t xml:space="preserve">Figure </w:t>
       </w:r>
       <w:r>
         <w:fldChar w:fldCharType="begin"/>
       </w:r>
       <w:r>
+        <w:rPr>
+          <w:lang w:val="en-GB"/>
+        </w:rPr>
         <w:instrText xml:space="preserve"> SEQ Figure \* ARABIC </w:instrText>
       </w:r>
       <w:r>
@@ -2440,6 +2451,7 @@
       <w:r>
         <w:rPr>
           <w:noProof/>
+          <w:lang w:val="en-GB"/>
         </w:rPr>
         <w:t>3</w:t>
       </w:r>
@@ -2447,6 +2459,9 @@
         <w:fldChar w:fldCharType="end"/>
       </w:r>
       <w:r>
+        <w:rPr>
+          <w:lang w:val="en-GB"/>
+        </w:rPr>
         <w:t xml:space="preserve"> State diagram</w:t>
       </w:r>
     </w:p>
@@ -3383,36 +3398,54 @@
             <w:hideMark/>
           </w:tcPr>
           <w:p>
-            <w:r>
+            <w:pPr>
               <w:rPr>
                 <w:lang w:val="en-GB"/>
               </w:rPr>
+            </w:pPr>
+            <w:r>
+              <w:rPr>
+                <w:lang w:val="en-GB"/>
+              </w:rPr>
               <w:t xml:space="preserve"> </w:t>
             </w:r>
             <w:r>
-              <w:t>State diagram</w:t>
-            </w:r>
-            <w:r>
-              <w:t xml:space="preserve"> </w:t>
-            </w:r>
-            <w:r>
-              <w:t xml:space="preserve">– </w:t>
-            </w:r>
-            <w:r>
-              <w:t>Stopped state</w:t>
+              <w:rPr>
+                <w:lang w:val="en-GB"/>
+              </w:rPr>
+              <w:t>State diagram – Stopped state</w:t>
             </w:r>
           </w:p>
           <w:p>
-            <w:r>
+            <w:pPr>
+              <w:rPr>
+                <w:lang w:val="en-GB"/>
+              </w:rPr>
+            </w:pPr>
+            <w:r>
+              <w:rPr>
+                <w:lang w:val="en-GB"/>
+              </w:rPr>
               <w:t>Sequence Diagram –</w:t>
             </w:r>
-            <w:r>
+            <w:proofErr w:type="spellStart"/>
+            <w:r>
+              <w:rPr>
+                <w:lang w:val="en-GB"/>
+              </w:rPr>
               <w:t>allClose</w:t>
             </w:r>
             <w:r>
+              <w:rPr>
+                <w:lang w:val="en-GB"/>
+              </w:rPr>
               <w:t>d</w:t>
             </w:r>
-            <w:r>
+            <w:proofErr w:type="spellEnd"/>
+            <w:r>
+              <w:rPr>
+                <w:lang w:val="en-GB"/>
+              </w:rPr>
               <w:t>()</w:t>
             </w:r>
           </w:p>
@@ -3628,13 +3661,7 @@
               <w:rPr>
                 <w:lang w:val="en-GB"/>
               </w:rPr>
-              <w:t>addRequest</w:t>
-            </w:r>
-            <w:r>
-              <w:rPr>
-                <w:lang w:val="en-GB"/>
-              </w:rPr>
-              <w:t>()</w:t>
+              <w:t>addRequest()</w:t>
             </w:r>
           </w:p>
         </w:tc>
@@ -3827,10 +3854,7 @@
               <w:t>Sequence Diagram –</w:t>
             </w:r>
             <w:r>
-              <w:t xml:space="preserve"> </w:t>
-            </w:r>
-            <w:r>
-              <w:t>destinationPointComplete()</w:t>
+              <w:t xml:space="preserve"> destinationPointComplete()</w:t>
             </w:r>
           </w:p>
         </w:tc>
@@ -4020,58 +4044,6 @@
         </w:tc>
       </w:tr>
     </w:tbl>
-    <w:p>
-      <w:pPr>
-        <w:rPr>
-          <w:lang w:val="en-GB"/>
-        </w:rPr>
-      </w:pPr>
-    </w:p>
-    <w:p>
-      <w:pPr>
-        <w:rPr>
-          <w:rStyle w:val="BookTitle"/>
-          <w:lang w:val="en-GB"/>
-        </w:rPr>
-      </w:pPr>
-    </w:p>
-    <w:p>
-      <w:pPr>
-        <w:rPr>
-          <w:rStyle w:val="BookTitle"/>
-          <w:lang w:val="en-GB"/>
-        </w:rPr>
-      </w:pPr>
-    </w:p>
-    <w:p>
-      <w:pPr>
-        <w:rPr>
-          <w:rStyle w:val="BookTitle"/>
-          <w:lang w:val="en-GB"/>
-        </w:rPr>
-      </w:pPr>
-    </w:p>
-    <w:p>
-      <w:pPr>
-        <w:rPr>
-          <w:lang w:val="en-GB"/>
-        </w:rPr>
-      </w:pPr>
-    </w:p>
-    <w:p>
-      <w:pPr>
-        <w:rPr>
-          <w:lang w:val="en-GB"/>
-        </w:rPr>
-      </w:pPr>
-    </w:p>
-    <w:p>
-      <w:pPr>
-        <w:rPr>
-          <w:lang w:val="en-GB"/>
-        </w:rPr>
-      </w:pPr>
-    </w:p>
     <w:p>
       <w:pPr>
         <w:rPr>
@@ -4888,6 +4860,7 @@
   <w:style w:type="character" w:default="1" w:styleId="DefaultParagraphFont">
     <w:name w:val="Default Paragraph Font"/>
     <w:uiPriority w:val="1"/>
+    <w:semiHidden/>
     <w:unhideWhenUsed/>
   </w:style>
   <w:style w:type="table" w:default="1" w:styleId="TableNormal">
